--- a/06_Facilities_Technology_and_Budget/TAS2O_Technology_Setup_Account_Access_Checklist_AI_Enhanced.docx
+++ b/06_Facilities_Technology_and_Budget/TAS2O_Technology_Setup_Account_Access_Checklist_AI_Enhanced.docx
@@ -117,7 +117,7 @@
                 <w:b w:val="0"/>
                 <w:sz w:val="17"/>
               </w:rPr>
-              <w:t>[Insert School Name]</w:t>
+              <w:t>Webtree Academy</w:t>
             </w:r>
           </w:p>
         </w:tc>
@@ -151,7 +151,7 @@
                 <w:b w:val="0"/>
                 <w:sz w:val="17"/>
               </w:rPr>
-              <w:t>[Insert BSID]</w:t>
+              <w:t>883796</w:t>
             </w:r>
           </w:p>
         </w:tc>
@@ -321,7 +321,7 @@
                 <w:b w:val="0"/>
                 <w:sz w:val="17"/>
               </w:rPr>
-              <w:t>[Insert Teacher Name]</w:t>
+              <w:t>Carlos Chen</w:t>
             </w:r>
           </w:p>
         </w:tc>
@@ -355,7 +355,7 @@
                 <w:b w:val="0"/>
                 <w:sz w:val="17"/>
               </w:rPr>
-              <w:t>[Insert Name]</w:t>
+              <w:t>Henry Michels</w:t>
             </w:r>
           </w:p>
         </w:tc>
@@ -7001,7 +7001,7 @@
       <w:rPr>
         <w:sz w:val="16"/>
       </w:rPr>
-      <w:t>TAS2O Technology Setup and Account Access Checklist | [Insert School Name]</w:t>
+      <w:t>TAS2O Technology Setup and Account Access Checklist | Webtree Academy</w:t>
     </w:r>
   </w:p>
 </w:ftr>

--- a/06_Facilities_Technology_and_Budget/TAS2O_Technology_Setup_Account_Access_Checklist_AI_Enhanced.docx
+++ b/06_Facilities_Technology_and_Budget/TAS2O_Technology_Setup_Account_Access_Checklist_AI_Enhanced.docx
@@ -287,7 +287,7 @@
                 <w:b w:val="0"/>
                 <w:sz w:val="17"/>
               </w:rPr>
-              <w:t>[Insert Year / Term]</w:t>
+              <w:t>2026-2027 / Summer 2026 / Term 1 / Term 2</w:t>
             </w:r>
           </w:p>
         </w:tc>
@@ -389,7 +389,7 @@
                 <w:b w:val="0"/>
                 <w:sz w:val="17"/>
               </w:rPr>
-              <w:t>[Insert Name]</w:t>
+              <w:t>Henry Michels</w:t>
             </w:r>
           </w:p>
         </w:tc>
@@ -423,7 +423,7 @@
                 <w:b w:val="0"/>
                 <w:sz w:val="17"/>
               </w:rPr>
-              <w:t>[Insert Date]</w:t>
+              <w:t>2026-05-12</w:t>
             </w:r>
           </w:p>
         </w:tc>
@@ -1178,7 +1178,7 @@
                 <w:b w:val="0"/>
                 <w:sz w:val="17"/>
               </w:rPr>
-              <w:t>[Name]</w:t>
+              <w:t>Carlos Chen</w:t>
             </w:r>
           </w:p>
         </w:tc>
@@ -1276,7 +1276,7 @@
                 <w:b w:val="0"/>
                 <w:sz w:val="17"/>
               </w:rPr>
-              <w:t>[Name]</w:t>
+              <w:t>Carlos Chen</w:t>
             </w:r>
           </w:p>
         </w:tc>
@@ -1374,7 +1374,7 @@
                 <w:b w:val="0"/>
                 <w:sz w:val="17"/>
               </w:rPr>
-              <w:t>[Name]</w:t>
+              <w:t>Carlos Chen</w:t>
             </w:r>
           </w:p>
         </w:tc>
@@ -1472,7 +1472,7 @@
                 <w:b w:val="0"/>
                 <w:sz w:val="17"/>
               </w:rPr>
-              <w:t>[Name]</w:t>
+              <w:t>Carlos Chen</w:t>
             </w:r>
           </w:p>
         </w:tc>
@@ -1570,7 +1570,7 @@
                 <w:b w:val="0"/>
                 <w:sz w:val="17"/>
               </w:rPr>
-              <w:t>[Name]</w:t>
+              <w:t>Carlos Chen</w:t>
             </w:r>
           </w:p>
         </w:tc>
@@ -1668,7 +1668,7 @@
                 <w:b w:val="0"/>
                 <w:sz w:val="17"/>
               </w:rPr>
-              <w:t>[Name]</w:t>
+              <w:t>Carlos Chen</w:t>
             </w:r>
           </w:p>
         </w:tc>
@@ -1766,7 +1766,7 @@
                 <w:b w:val="0"/>
                 <w:sz w:val="17"/>
               </w:rPr>
-              <w:t>[Name]</w:t>
+              <w:t>Carlos Chen</w:t>
             </w:r>
           </w:p>
         </w:tc>
@@ -1864,7 +1864,7 @@
                 <w:b w:val="0"/>
                 <w:sz w:val="17"/>
               </w:rPr>
-              <w:t>[Name]</w:t>
+              <w:t>Carlos Chen</w:t>
             </w:r>
           </w:p>
         </w:tc>
@@ -1962,7 +1962,7 @@
                 <w:b w:val="0"/>
                 <w:sz w:val="17"/>
               </w:rPr>
-              <w:t>[Name]</w:t>
+              <w:t>Carlos Chen</w:t>
             </w:r>
           </w:p>
         </w:tc>
@@ -4924,7 +4924,7 @@
                 <w:b w:val="0"/>
                 <w:sz w:val="17"/>
               </w:rPr>
-              <w:t>[Name]</w:t>
+              <w:t>Carlos Chen</w:t>
             </w:r>
           </w:p>
         </w:tc>
@@ -5038,7 +5038,7 @@
                 <w:b w:val="0"/>
                 <w:sz w:val="17"/>
               </w:rPr>
-              <w:t>[Name]</w:t>
+              <w:t>Carlos Chen</w:t>
             </w:r>
           </w:p>
         </w:tc>
@@ -5305,7 +5305,7 @@
                 <w:b w:val="0"/>
                 <w:sz w:val="17"/>
               </w:rPr>
-              <w:t>[Folder path]</w:t>
+              <w:t>Webtree Academy LMS / shared drive / inspection binder</w:t>
             </w:r>
           </w:p>
         </w:tc>
@@ -5321,7 +5321,7 @@
                 <w:b w:val="0"/>
                 <w:sz w:val="17"/>
               </w:rPr>
-              <w:t>[Name]</w:t>
+              <w:t>Carlos Chen</w:t>
             </w:r>
           </w:p>
         </w:tc>
@@ -5371,7 +5371,7 @@
                 <w:b w:val="0"/>
                 <w:sz w:val="17"/>
               </w:rPr>
-              <w:t>[Folder path]</w:t>
+              <w:t>Webtree Academy LMS / shared drive / inspection binder</w:t>
             </w:r>
           </w:p>
         </w:tc>
@@ -5387,7 +5387,7 @@
                 <w:b w:val="0"/>
                 <w:sz w:val="17"/>
               </w:rPr>
-              <w:t>[Name]</w:t>
+              <w:t>Carlos Chen</w:t>
             </w:r>
           </w:p>
         </w:tc>
@@ -5437,7 +5437,7 @@
                 <w:b w:val="0"/>
                 <w:sz w:val="17"/>
               </w:rPr>
-              <w:t>[Folder path]</w:t>
+              <w:t>Webtree Academy LMS / shared drive / inspection binder</w:t>
             </w:r>
           </w:p>
         </w:tc>
@@ -5453,7 +5453,7 @@
                 <w:b w:val="0"/>
                 <w:sz w:val="17"/>
               </w:rPr>
-              <w:t>[Name]</w:t>
+              <w:t>Carlos Chen</w:t>
             </w:r>
           </w:p>
         </w:tc>
@@ -5503,7 +5503,7 @@
                 <w:b w:val="0"/>
                 <w:sz w:val="17"/>
               </w:rPr>
-              <w:t>[Folder path]</w:t>
+              <w:t>Webtree Academy LMS / shared drive / inspection binder</w:t>
             </w:r>
           </w:p>
         </w:tc>
@@ -5519,7 +5519,7 @@
                 <w:b w:val="0"/>
                 <w:sz w:val="17"/>
               </w:rPr>
-              <w:t>[Name]</w:t>
+              <w:t>Carlos Chen</w:t>
             </w:r>
           </w:p>
         </w:tc>
@@ -5569,7 +5569,7 @@
                 <w:b w:val="0"/>
                 <w:sz w:val="17"/>
               </w:rPr>
-              <w:t>[Folder path]</w:t>
+              <w:t>Webtree Academy LMS / shared drive / inspection binder</w:t>
             </w:r>
           </w:p>
         </w:tc>
@@ -5585,7 +5585,7 @@
                 <w:b w:val="0"/>
                 <w:sz w:val="17"/>
               </w:rPr>
-              <w:t>[Name]</w:t>
+              <w:t>Carlos Chen</w:t>
             </w:r>
           </w:p>
         </w:tc>
@@ -5635,7 +5635,7 @@
                 <w:b w:val="0"/>
                 <w:sz w:val="17"/>
               </w:rPr>
-              <w:t>[Folder path]</w:t>
+              <w:t>Webtree Academy LMS / shared drive / inspection binder</w:t>
             </w:r>
           </w:p>
         </w:tc>
@@ -5651,7 +5651,7 @@
                 <w:b w:val="0"/>
                 <w:sz w:val="17"/>
               </w:rPr>
-              <w:t>[Name]</w:t>
+              <w:t>Carlos Chen</w:t>
             </w:r>
           </w:p>
         </w:tc>
@@ -5701,7 +5701,7 @@
                 <w:b w:val="0"/>
                 <w:sz w:val="17"/>
               </w:rPr>
-              <w:t>[Folder path]</w:t>
+              <w:t>Webtree Academy LMS / shared drive / inspection binder</w:t>
             </w:r>
           </w:p>
         </w:tc>
@@ -5717,7 +5717,7 @@
                 <w:b w:val="0"/>
                 <w:sz w:val="17"/>
               </w:rPr>
-              <w:t>[Name]</w:t>
+              <w:t>Carlos Chen</w:t>
             </w:r>
           </w:p>
         </w:tc>
@@ -5767,7 +5767,7 @@
                 <w:b w:val="0"/>
                 <w:sz w:val="17"/>
               </w:rPr>
-              <w:t>[Folder path]</w:t>
+              <w:t>Webtree Academy LMS / shared drive / inspection binder</w:t>
             </w:r>
           </w:p>
         </w:tc>
@@ -5783,7 +5783,7 @@
                 <w:b w:val="0"/>
                 <w:sz w:val="17"/>
               </w:rPr>
-              <w:t>[Name]</w:t>
+              <w:t>Carlos Chen</w:t>
             </w:r>
           </w:p>
         </w:tc>
@@ -5948,7 +5948,7 @@
                 <w:b w:val="0"/>
                 <w:sz w:val="17"/>
               </w:rPr>
-              <w:t>[Complete / Pending]</w:t>
+              <w:t>Pending</w:t>
             </w:r>
           </w:p>
         </w:tc>
@@ -6027,7 +6027,7 @@
                 <w:b w:val="0"/>
                 <w:sz w:val="17"/>
               </w:rPr>
-              <w:t>[Complete / Pending]</w:t>
+              <w:t>Pending</w:t>
             </w:r>
           </w:p>
         </w:tc>
@@ -6106,7 +6106,7 @@
                 <w:b w:val="0"/>
                 <w:sz w:val="17"/>
               </w:rPr>
-              <w:t>[Complete / Pending]</w:t>
+              <w:t>Pending</w:t>
             </w:r>
           </w:p>
         </w:tc>
@@ -6185,7 +6185,7 @@
                 <w:b w:val="0"/>
                 <w:sz w:val="17"/>
               </w:rPr>
-              <w:t>[Complete / Pending]</w:t>
+              <w:t>Pending</w:t>
             </w:r>
           </w:p>
         </w:tc>
@@ -6264,7 +6264,7 @@
                 <w:b w:val="0"/>
                 <w:sz w:val="17"/>
               </w:rPr>
-              <w:t>[Complete / Pending]</w:t>
+              <w:t>Pending</w:t>
             </w:r>
           </w:p>
         </w:tc>
@@ -6343,7 +6343,7 @@
                 <w:b w:val="0"/>
                 <w:sz w:val="17"/>
               </w:rPr>
-              <w:t>[Complete / Pending]</w:t>
+              <w:t>Pending</w:t>
             </w:r>
           </w:p>
         </w:tc>
@@ -6422,7 +6422,7 @@
                 <w:b w:val="0"/>
                 <w:sz w:val="17"/>
               </w:rPr>
-              <w:t>[Complete / Pending]</w:t>
+              <w:t>Pending</w:t>
             </w:r>
           </w:p>
         </w:tc>
@@ -6892,7 +6892,7 @@
                 <w:b w:val="0"/>
                 <w:sz w:val="17"/>
               </w:rPr>
-              <w:t>[Name]</w:t>
+              <w:t>Carlos Chen</w:t>
             </w:r>
           </w:p>
         </w:tc>
@@ -6957,7 +6957,7 @@
                 <w:b w:val="0"/>
                 <w:sz w:val="17"/>
               </w:rPr>
-              <w:t>[Name]</w:t>
+              <w:t>Carlos Chen</w:t>
             </w:r>
           </w:p>
         </w:tc>

--- a/06_Facilities_Technology_and_Budget/TAS2O_Technology_Setup_Account_Access_Checklist_AI_Enhanced.docx
+++ b/06_Facilities_Technology_and_Budget/TAS2O_Technology_Setup_Account_Access_Checklist_AI_Enhanced.docx
@@ -1162,7 +1162,7 @@
                 <w:b w:val="0"/>
                 <w:sz w:val="17"/>
               </w:rPr>
-              <w:t>[Y/N]</w:t>
+              <w:t>Pending</w:t>
             </w:r>
           </w:p>
         </w:tc>
@@ -1260,7 +1260,7 @@
                 <w:b w:val="0"/>
                 <w:sz w:val="17"/>
               </w:rPr>
-              <w:t>[Y/N]</w:t>
+              <w:t>Pending</w:t>
             </w:r>
           </w:p>
         </w:tc>
@@ -1358,7 +1358,7 @@
                 <w:b w:val="0"/>
                 <w:sz w:val="17"/>
               </w:rPr>
-              <w:t>[Y/N]</w:t>
+              <w:t>Pending</w:t>
             </w:r>
           </w:p>
         </w:tc>
@@ -1456,7 +1456,7 @@
                 <w:b w:val="0"/>
                 <w:sz w:val="17"/>
               </w:rPr>
-              <w:t>[Y/N]</w:t>
+              <w:t>Pending</w:t>
             </w:r>
           </w:p>
         </w:tc>
@@ -1554,7 +1554,7 @@
                 <w:b w:val="0"/>
                 <w:sz w:val="17"/>
               </w:rPr>
-              <w:t>[Y/N]</w:t>
+              <w:t>Pending</w:t>
             </w:r>
           </w:p>
         </w:tc>
@@ -1652,7 +1652,7 @@
                 <w:b w:val="0"/>
                 <w:sz w:val="17"/>
               </w:rPr>
-              <w:t>[Y/N]</w:t>
+              <w:t>Pending</w:t>
             </w:r>
           </w:p>
         </w:tc>
@@ -1750,7 +1750,7 @@
                 <w:b w:val="0"/>
                 <w:sz w:val="17"/>
               </w:rPr>
-              <w:t>[Y/N]</w:t>
+              <w:t>Pending</w:t>
             </w:r>
           </w:p>
         </w:tc>
@@ -1848,7 +1848,7 @@
                 <w:b w:val="0"/>
                 <w:sz w:val="17"/>
               </w:rPr>
-              <w:t>[Y/N]</w:t>
+              <w:t>Pending</w:t>
             </w:r>
           </w:p>
         </w:tc>
@@ -1946,7 +1946,7 @@
                 <w:b w:val="0"/>
                 <w:sz w:val="17"/>
               </w:rPr>
-              <w:t>[Y/N]</w:t>
+              <w:t>Pending</w:t>
             </w:r>
           </w:p>
         </w:tc>
@@ -2813,7 +2813,7 @@
                 <w:b w:val="0"/>
                 <w:sz w:val="17"/>
               </w:rPr>
-              <w:t>[email]</w:t>
+              <w:t>student school email</w:t>
             </w:r>
           </w:p>
         </w:tc>
@@ -2829,7 +2829,7 @@
                 <w:b w:val="0"/>
                 <w:sz w:val="17"/>
               </w:rPr>
-              <w:t>[Y/N]</w:t>
+              <w:t>Pending</w:t>
             </w:r>
           </w:p>
         </w:tc>
@@ -2845,7 +2845,7 @@
                 <w:b w:val="0"/>
                 <w:sz w:val="17"/>
               </w:rPr>
-              <w:t>[Y/N]</w:t>
+              <w:t>Pending</w:t>
             </w:r>
           </w:p>
         </w:tc>
@@ -2861,7 +2861,7 @@
                 <w:b w:val="0"/>
                 <w:sz w:val="17"/>
               </w:rPr>
-              <w:t>[Y/N]</w:t>
+              <w:t>Pending</w:t>
             </w:r>
           </w:p>
         </w:tc>
@@ -2877,7 +2877,7 @@
                 <w:b w:val="0"/>
                 <w:sz w:val="17"/>
               </w:rPr>
-              <w:t>[Y/N/Teacher-supervised]</w:t>
+              <w:t>Teacher-supervised</w:t>
             </w:r>
           </w:p>
         </w:tc>
@@ -2893,7 +2893,7 @@
                 <w:b w:val="0"/>
                 <w:sz w:val="17"/>
               </w:rPr>
-              <w:t>[Y/N]</w:t>
+              <w:t>Pending</w:t>
             </w:r>
           </w:p>
         </w:tc>
@@ -2942,7 +2942,7 @@
                 <w:b w:val="0"/>
                 <w:sz w:val="17"/>
               </w:rPr>
-              <w:t>[email]</w:t>
+              <w:t>student school email</w:t>
             </w:r>
           </w:p>
         </w:tc>
@@ -2958,7 +2958,7 @@
                 <w:b w:val="0"/>
                 <w:sz w:val="17"/>
               </w:rPr>
-              <w:t>[Y/N]</w:t>
+              <w:t>Pending</w:t>
             </w:r>
           </w:p>
         </w:tc>
@@ -2974,7 +2974,7 @@
                 <w:b w:val="0"/>
                 <w:sz w:val="17"/>
               </w:rPr>
-              <w:t>[Y/N]</w:t>
+              <w:t>Pending</w:t>
             </w:r>
           </w:p>
         </w:tc>
@@ -2990,7 +2990,7 @@
                 <w:b w:val="0"/>
                 <w:sz w:val="17"/>
               </w:rPr>
-              <w:t>[Y/N]</w:t>
+              <w:t>Pending</w:t>
             </w:r>
           </w:p>
         </w:tc>
@@ -3006,7 +3006,7 @@
                 <w:b w:val="0"/>
                 <w:sz w:val="17"/>
               </w:rPr>
-              <w:t>[Y/N/Teacher-supervised]</w:t>
+              <w:t>Teacher-supervised</w:t>
             </w:r>
           </w:p>
         </w:tc>
@@ -3022,7 +3022,7 @@
                 <w:b w:val="0"/>
                 <w:sz w:val="17"/>
               </w:rPr>
-              <w:t>[Y/N]</w:t>
+              <w:t>Pending</w:t>
             </w:r>
           </w:p>
         </w:tc>
@@ -3071,7 +3071,7 @@
                 <w:b w:val="0"/>
                 <w:sz w:val="17"/>
               </w:rPr>
-              <w:t>[email]</w:t>
+              <w:t>student school email</w:t>
             </w:r>
           </w:p>
         </w:tc>
@@ -3087,7 +3087,7 @@
                 <w:b w:val="0"/>
                 <w:sz w:val="17"/>
               </w:rPr>
-              <w:t>[Y/N]</w:t>
+              <w:t>Pending</w:t>
             </w:r>
           </w:p>
         </w:tc>
@@ -3103,7 +3103,7 @@
                 <w:b w:val="0"/>
                 <w:sz w:val="17"/>
               </w:rPr>
-              <w:t>[Y/N]</w:t>
+              <w:t>Pending</w:t>
             </w:r>
           </w:p>
         </w:tc>
@@ -3119,7 +3119,7 @@
                 <w:b w:val="0"/>
                 <w:sz w:val="17"/>
               </w:rPr>
-              <w:t>[Y/N]</w:t>
+              <w:t>Pending</w:t>
             </w:r>
           </w:p>
         </w:tc>
@@ -3135,7 +3135,7 @@
                 <w:b w:val="0"/>
                 <w:sz w:val="17"/>
               </w:rPr>
-              <w:t>[Y/N/Teacher-supervised]</w:t>
+              <w:t>Teacher-supervised</w:t>
             </w:r>
           </w:p>
         </w:tc>
@@ -3151,7 +3151,7 @@
                 <w:b w:val="0"/>
                 <w:sz w:val="17"/>
               </w:rPr>
-              <w:t>[Y/N]</w:t>
+              <w:t>Pending</w:t>
             </w:r>
           </w:p>
         </w:tc>
@@ -4275,7 +4275,7 @@
                 <w:b w:val="0"/>
                 <w:sz w:val="17"/>
               </w:rPr>
-              <w:t>[Pass/Fail]</w:t>
+              <w:t>Pending</w:t>
             </w:r>
           </w:p>
         </w:tc>
@@ -4341,7 +4341,7 @@
                 <w:b w:val="0"/>
                 <w:sz w:val="17"/>
               </w:rPr>
-              <w:t>[Pass/Fail]</w:t>
+              <w:t>Pending</w:t>
             </w:r>
           </w:p>
         </w:tc>
@@ -4407,7 +4407,7 @@
                 <w:b w:val="0"/>
                 <w:sz w:val="17"/>
               </w:rPr>
-              <w:t>[Pass/Fail]</w:t>
+              <w:t>Pending</w:t>
             </w:r>
           </w:p>
         </w:tc>
@@ -4473,7 +4473,7 @@
                 <w:b w:val="0"/>
                 <w:sz w:val="17"/>
               </w:rPr>
-              <w:t>[Pass/Fail]</w:t>
+              <w:t>Pending</w:t>
             </w:r>
           </w:p>
         </w:tc>
@@ -4539,7 +4539,7 @@
                 <w:b w:val="0"/>
                 <w:sz w:val="17"/>
               </w:rPr>
-              <w:t>[Pass/Fail]</w:t>
+              <w:t>Pending</w:t>
             </w:r>
           </w:p>
         </w:tc>
@@ -4844,7 +4844,7 @@
                 <w:b w:val="0"/>
                 <w:sz w:val="17"/>
               </w:rPr>
-              <w:t>[Date]</w:t>
+              <w:t>2026-05-12</w:t>
             </w:r>
           </w:p>
         </w:tc>
@@ -4860,7 +4860,7 @@
                 <w:b w:val="0"/>
                 <w:sz w:val="17"/>
               </w:rPr>
-              <w:t>[Tool]</w:t>
+              <w:t>Tool / platform</w:t>
             </w:r>
           </w:p>
         </w:tc>
@@ -4876,7 +4876,7 @@
                 <w:b w:val="0"/>
                 <w:sz w:val="17"/>
               </w:rPr>
-              <w:t>[Issue]</w:t>
+              <w:t>Issue / note</w:t>
             </w:r>
           </w:p>
         </w:tc>
@@ -4892,7 +4892,7 @@
                 <w:b w:val="0"/>
                 <w:sz w:val="17"/>
               </w:rPr>
-              <w:t>[Low/Med/High]</w:t>
+              <w:t>Low / Medium / High</w:t>
             </w:r>
           </w:p>
         </w:tc>
@@ -4908,7 +4908,7 @@
                 <w:b w:val="0"/>
                 <w:sz w:val="17"/>
               </w:rPr>
-              <w:t>[Workaround]</w:t>
+              <w:t>Temporary workaround</w:t>
             </w:r>
           </w:p>
         </w:tc>
@@ -4940,7 +4940,7 @@
                 <w:b w:val="0"/>
                 <w:sz w:val="17"/>
               </w:rPr>
-              <w:t>[Resolution]</w:t>
+              <w:t>Resolution / follow-up</w:t>
             </w:r>
           </w:p>
         </w:tc>
@@ -4958,7 +4958,7 @@
                 <w:b w:val="0"/>
                 <w:sz w:val="17"/>
               </w:rPr>
-              <w:t>[Date]</w:t>
+              <w:t>2026-05-12</w:t>
             </w:r>
           </w:p>
         </w:tc>
@@ -4974,7 +4974,7 @@
                 <w:b w:val="0"/>
                 <w:sz w:val="17"/>
               </w:rPr>
-              <w:t>[Tool]</w:t>
+              <w:t>Tool / platform</w:t>
             </w:r>
           </w:p>
         </w:tc>
@@ -4990,7 +4990,7 @@
                 <w:b w:val="0"/>
                 <w:sz w:val="17"/>
               </w:rPr>
-              <w:t>[Issue]</w:t>
+              <w:t>Issue / note</w:t>
             </w:r>
           </w:p>
         </w:tc>
@@ -5006,7 +5006,7 @@
                 <w:b w:val="0"/>
                 <w:sz w:val="17"/>
               </w:rPr>
-              <w:t>[Low/Med/High]</w:t>
+              <w:t>Low / Medium / High</w:t>
             </w:r>
           </w:p>
         </w:tc>
@@ -5022,7 +5022,7 @@
                 <w:b w:val="0"/>
                 <w:sz w:val="17"/>
               </w:rPr>
-              <w:t>[Workaround]</w:t>
+              <w:t>Temporary workaround</w:t>
             </w:r>
           </w:p>
         </w:tc>
@@ -5054,7 +5054,7 @@
                 <w:b w:val="0"/>
                 <w:sz w:val="17"/>
               </w:rPr>
-              <w:t>[Resolution]</w:t>
+              <w:t>Resolution / follow-up</w:t>
             </w:r>
           </w:p>
         </w:tc>
@@ -5337,7 +5337,7 @@
                 <w:b w:val="0"/>
                 <w:sz w:val="17"/>
               </w:rPr>
-              <w:t>[Date]</w:t>
+              <w:t>2026-05-12</w:t>
             </w:r>
           </w:p>
         </w:tc>
@@ -5403,7 +5403,7 @@
                 <w:b w:val="0"/>
                 <w:sz w:val="17"/>
               </w:rPr>
-              <w:t>[Date]</w:t>
+              <w:t>2026-05-12</w:t>
             </w:r>
           </w:p>
         </w:tc>
@@ -5469,7 +5469,7 @@
                 <w:b w:val="0"/>
                 <w:sz w:val="17"/>
               </w:rPr>
-              <w:t>[Date]</w:t>
+              <w:t>2026-05-12</w:t>
             </w:r>
           </w:p>
         </w:tc>
@@ -5535,7 +5535,7 @@
                 <w:b w:val="0"/>
                 <w:sz w:val="17"/>
               </w:rPr>
-              <w:t>[Date]</w:t>
+              <w:t>2026-05-12</w:t>
             </w:r>
           </w:p>
         </w:tc>
@@ -5601,7 +5601,7 @@
                 <w:b w:val="0"/>
                 <w:sz w:val="17"/>
               </w:rPr>
-              <w:t>[Date]</w:t>
+              <w:t>2026-05-12</w:t>
             </w:r>
           </w:p>
         </w:tc>
@@ -5667,7 +5667,7 @@
                 <w:b w:val="0"/>
                 <w:sz w:val="17"/>
               </w:rPr>
-              <w:t>[Date]</w:t>
+              <w:t>2026-05-12</w:t>
             </w:r>
           </w:p>
         </w:tc>
@@ -5733,7 +5733,7 @@
                 <w:b w:val="0"/>
                 <w:sz w:val="17"/>
               </w:rPr>
-              <w:t>[Date]</w:t>
+              <w:t>2026-05-12</w:t>
             </w:r>
           </w:p>
         </w:tc>
@@ -5799,7 +5799,7 @@
                 <w:b w:val="0"/>
                 <w:sz w:val="17"/>
               </w:rPr>
-              <w:t>[Date]</w:t>
+              <w:t>2026-05-12</w:t>
             </w:r>
           </w:p>
         </w:tc>
@@ -6860,7 +6860,7 @@
                 <w:b w:val="0"/>
                 <w:sz w:val="17"/>
               </w:rPr>
-              <w:t>[Date]</w:t>
+              <w:t>2026-05-12</w:t>
             </w:r>
           </w:p>
         </w:tc>
@@ -6925,7 +6925,7 @@
                 <w:b w:val="0"/>
                 <w:sz w:val="17"/>
               </w:rPr>
-              <w:t>[Date]</w:t>
+              <w:t>2026-05-12</w:t>
             </w:r>
           </w:p>
         </w:tc>

--- a/06_Facilities_Technology_and_Budget/TAS2O_Technology_Setup_Account_Access_Checklist_AI_Enhanced.docx
+++ b/06_Facilities_Technology_and_Budget/TAS2O_Technology_Setup_Account_Access_Checklist_AI_Enhanced.docx
@@ -60,12 +60,7 @@
             <w:vAlign w:val="top"/>
           </w:tcPr>
           <w:p>
-            <w:r/>
-            <w:r>
-              <w:rPr>
-                <w:b/>
-                <w:sz w:val="17"/>
-              </w:rPr>
+            <w:r>
               <w:t>Field</w:t>
             </w:r>
           </w:p>
@@ -77,12 +72,7 @@
             <w:vAlign w:val="top"/>
           </w:tcPr>
           <w:p>
-            <w:r/>
-            <w:r>
-              <w:rPr>
-                <w:b/>
-                <w:sz w:val="17"/>
-              </w:rPr>
+            <w:r>
               <w:t>Details</w:t>
             </w:r>
           </w:p>
@@ -95,12 +85,7 @@
             <w:vAlign w:val="top"/>
           </w:tcPr>
           <w:p>
-            <w:r/>
-            <w:r>
-              <w:rPr>
-                <w:b w:val="0"/>
-                <w:sz w:val="17"/>
-              </w:rPr>
+            <w:r>
               <w:t>School Name</w:t>
             </w:r>
           </w:p>
@@ -111,12 +96,7 @@
             <w:vAlign w:val="top"/>
           </w:tcPr>
           <w:p>
-            <w:r/>
-            <w:r>
-              <w:rPr>
-                <w:b w:val="0"/>
-                <w:sz w:val="17"/>
-              </w:rPr>
+            <w:r>
               <w:t>Webtree Academy</w:t>
             </w:r>
           </w:p>
@@ -129,12 +109,7 @@
             <w:vAlign w:val="top"/>
           </w:tcPr>
           <w:p>
-            <w:r/>
-            <w:r>
-              <w:rPr>
-                <w:b w:val="0"/>
-                <w:sz w:val="17"/>
-              </w:rPr>
+            <w:r>
               <w:t>BSID</w:t>
             </w:r>
           </w:p>
@@ -145,12 +120,7 @@
             <w:vAlign w:val="top"/>
           </w:tcPr>
           <w:p>
-            <w:r/>
-            <w:r>
-              <w:rPr>
-                <w:b w:val="0"/>
-                <w:sz w:val="17"/>
-              </w:rPr>
+            <w:r>
               <w:t>883796</w:t>
             </w:r>
           </w:p>
@@ -163,12 +133,7 @@
             <w:vAlign w:val="top"/>
           </w:tcPr>
           <w:p>
-            <w:r/>
-            <w:r>
-              <w:rPr>
-                <w:b w:val="0"/>
-                <w:sz w:val="17"/>
-              </w:rPr>
+            <w:r>
               <w:t>Course Code</w:t>
             </w:r>
           </w:p>
@@ -179,12 +144,7 @@
             <w:vAlign w:val="top"/>
           </w:tcPr>
           <w:p>
-            <w:r/>
-            <w:r>
-              <w:rPr>
-                <w:b w:val="0"/>
-                <w:sz w:val="17"/>
-              </w:rPr>
+            <w:r>
               <w:t>TAS2O</w:t>
             </w:r>
           </w:p>
@@ -197,12 +157,7 @@
             <w:vAlign w:val="top"/>
           </w:tcPr>
           <w:p>
-            <w:r/>
-            <w:r>
-              <w:rPr>
-                <w:b w:val="0"/>
-                <w:sz w:val="17"/>
-              </w:rPr>
+            <w:r>
               <w:t>Course Title</w:t>
             </w:r>
           </w:p>
@@ -213,12 +168,7 @@
             <w:vAlign w:val="top"/>
           </w:tcPr>
           <w:p>
-            <w:r/>
-            <w:r>
-              <w:rPr>
-                <w:b w:val="0"/>
-                <w:sz w:val="17"/>
-              </w:rPr>
+            <w:r>
               <w:t>Technology and the Skilled Trades</w:t>
             </w:r>
           </w:p>
@@ -231,12 +181,7 @@
             <w:vAlign w:val="top"/>
           </w:tcPr>
           <w:p>
-            <w:r/>
-            <w:r>
-              <w:rPr>
-                <w:b w:val="0"/>
-                <w:sz w:val="17"/>
-              </w:rPr>
+            <w:r>
               <w:t>Credit Value</w:t>
             </w:r>
           </w:p>
@@ -247,12 +192,7 @@
             <w:vAlign w:val="top"/>
           </w:tcPr>
           <w:p>
-            <w:r/>
-            <w:r>
-              <w:rPr>
-                <w:b w:val="0"/>
-                <w:sz w:val="17"/>
-              </w:rPr>
+            <w:r>
               <w:t>1.0</w:t>
             </w:r>
           </w:p>
@@ -265,12 +205,7 @@
             <w:vAlign w:val="top"/>
           </w:tcPr>
           <w:p>
-            <w:r/>
-            <w:r>
-              <w:rPr>
-                <w:b w:val="0"/>
-                <w:sz w:val="17"/>
-              </w:rPr>
+            <w:r>
               <w:t>School Year / Semester</w:t>
             </w:r>
           </w:p>
@@ -281,12 +216,7 @@
             <w:vAlign w:val="top"/>
           </w:tcPr>
           <w:p>
-            <w:r/>
-            <w:r>
-              <w:rPr>
-                <w:b w:val="0"/>
-                <w:sz w:val="17"/>
-              </w:rPr>
+            <w:r>
               <w:t>2026-2027 / Summer 2026 / Term 1 / Term 2</w:t>
             </w:r>
           </w:p>
@@ -299,12 +229,7 @@
             <w:vAlign w:val="top"/>
           </w:tcPr>
           <w:p>
-            <w:r/>
-            <w:r>
-              <w:rPr>
-                <w:b w:val="0"/>
-                <w:sz w:val="17"/>
-              </w:rPr>
+            <w:r>
               <w:t>Teacher</w:t>
             </w:r>
           </w:p>
@@ -315,12 +240,7 @@
             <w:vAlign w:val="top"/>
           </w:tcPr>
           <w:p>
-            <w:r/>
-            <w:r>
-              <w:rPr>
-                <w:b w:val="0"/>
-                <w:sz w:val="17"/>
-              </w:rPr>
+            <w:r>
               <w:t>Carlos Chen</w:t>
             </w:r>
           </w:p>
@@ -333,12 +253,7 @@
             <w:vAlign w:val="top"/>
           </w:tcPr>
           <w:p>
-            <w:r/>
-            <w:r>
-              <w:rPr>
-                <w:b w:val="0"/>
-                <w:sz w:val="17"/>
-              </w:rPr>
+            <w:r>
               <w:t>IT / Digital Lead</w:t>
             </w:r>
           </w:p>
@@ -349,12 +264,7 @@
             <w:vAlign w:val="top"/>
           </w:tcPr>
           <w:p>
-            <w:r/>
-            <w:r>
-              <w:rPr>
-                <w:b w:val="0"/>
-                <w:sz w:val="17"/>
-              </w:rPr>
+            <w:r>
               <w:t>Henry Michels</w:t>
             </w:r>
           </w:p>
@@ -367,12 +277,7 @@
             <w:vAlign w:val="top"/>
           </w:tcPr>
           <w:p>
-            <w:r/>
-            <w:r>
-              <w:rPr>
-                <w:b w:val="0"/>
-                <w:sz w:val="17"/>
-              </w:rPr>
+            <w:r>
               <w:t>Principal / Academic Lead</w:t>
             </w:r>
           </w:p>
@@ -383,12 +288,7 @@
             <w:vAlign w:val="top"/>
           </w:tcPr>
           <w:p>
-            <w:r/>
-            <w:r>
-              <w:rPr>
-                <w:b w:val="0"/>
-                <w:sz w:val="17"/>
-              </w:rPr>
+            <w:r>
               <w:t>Henry Michels</w:t>
             </w:r>
           </w:p>
@@ -401,12 +301,7 @@
             <w:vAlign w:val="top"/>
           </w:tcPr>
           <w:p>
-            <w:r/>
-            <w:r>
-              <w:rPr>
-                <w:b w:val="0"/>
-                <w:sz w:val="17"/>
-              </w:rPr>
+            <w:r>
               <w:t>Revision Date</w:t>
             </w:r>
           </w:p>
@@ -417,12 +312,7 @@
             <w:vAlign w:val="top"/>
           </w:tcPr>
           <w:p>
-            <w:r/>
-            <w:r>
-              <w:rPr>
-                <w:b w:val="0"/>
-                <w:sz w:val="17"/>
-              </w:rPr>
+            <w:r>
               <w:t>2026-05-12</w:t>
             </w:r>
           </w:p>
@@ -471,12 +361,7 @@
             <w:vAlign w:val="top"/>
           </w:tcPr>
           <w:p>
-            <w:r/>
-            <w:r>
-              <w:rPr>
-                <w:b/>
-                <w:sz w:val="17"/>
-              </w:rPr>
+            <w:r>
               <w:t>Setup Area</w:t>
             </w:r>
           </w:p>
@@ -488,12 +373,7 @@
             <w:vAlign w:val="top"/>
           </w:tcPr>
           <w:p>
-            <w:r/>
-            <w:r>
-              <w:rPr>
-                <w:b/>
-                <w:sz w:val="17"/>
-              </w:rPr>
+            <w:r>
               <w:t>Purpose</w:t>
             </w:r>
           </w:p>
@@ -506,12 +386,7 @@
             <w:vAlign w:val="top"/>
           </w:tcPr>
           <w:p>
-            <w:r/>
-            <w:r>
-              <w:rPr>
-                <w:b w:val="0"/>
-                <w:sz w:val="17"/>
-              </w:rPr>
+            <w:r>
               <w:t>LMS and course communication</w:t>
             </w:r>
           </w:p>
@@ -522,12 +397,7 @@
             <w:vAlign w:val="top"/>
           </w:tcPr>
           <w:p>
-            <w:r/>
-            <w:r>
-              <w:rPr>
-                <w:b w:val="0"/>
-                <w:sz w:val="17"/>
-              </w:rPr>
+            <w:r>
               <w:t>Post assignments, collect submissions, give feedback, and preserve learning evidence.</w:t>
             </w:r>
           </w:p>
@@ -540,12 +410,7 @@
             <w:vAlign w:val="top"/>
           </w:tcPr>
           <w:p>
-            <w:r/>
-            <w:r>
-              <w:rPr>
-                <w:b w:val="0"/>
-                <w:sz w:val="17"/>
-              </w:rPr>
+            <w:r>
               <w:t>File storage and portfolio system</w:t>
             </w:r>
           </w:p>
@@ -556,12 +421,7 @@
             <w:vAlign w:val="top"/>
           </w:tcPr>
           <w:p>
-            <w:r/>
-            <w:r>
-              <w:rPr>
-                <w:b w:val="0"/>
-                <w:sz w:val="17"/>
-              </w:rPr>
+            <w:r>
               <w:t>Organize student work, prototype evidence, AI logs, teacher feedback, and inspection samples.</w:t>
             </w:r>
           </w:p>
@@ -574,12 +434,7 @@
             <w:vAlign w:val="top"/>
           </w:tcPr>
           <w:p>
-            <w:r/>
-            <w:r>
-              <w:rPr>
-                <w:b w:val="0"/>
-                <w:sz w:val="17"/>
-              </w:rPr>
+            <w:r>
               <w:t>CAD and simulation tools</w:t>
             </w:r>
           </w:p>
@@ -590,12 +445,7 @@
             <w:vAlign w:val="top"/>
           </w:tcPr>
           <w:p>
-            <w:r/>
-            <w:r>
-              <w:rPr>
-                <w:b w:val="0"/>
-                <w:sz w:val="17"/>
-              </w:rPr>
+            <w:r>
               <w:t>Support design, modelling, circuits, and virtual prototyping.</w:t>
             </w:r>
           </w:p>
@@ -608,12 +458,7 @@
             <w:vAlign w:val="top"/>
           </w:tcPr>
           <w:p>
-            <w:r/>
-            <w:r>
-              <w:rPr>
-                <w:b w:val="0"/>
-                <w:sz w:val="17"/>
-              </w:rPr>
+            <w:r>
               <w:t>AI tools and controls</w:t>
             </w:r>
           </w:p>
@@ -624,12 +469,7 @@
             <w:vAlign w:val="top"/>
           </w:tcPr>
           <w:p>
-            <w:r/>
-            <w:r>
-              <w:rPr>
-                <w:b w:val="0"/>
-                <w:sz w:val="17"/>
-              </w:rPr>
+            <w:r>
               <w:t>Support responsible AI-assisted research, design, debugging, documentation, and verification.</w:t>
             </w:r>
           </w:p>
@@ -642,12 +482,7 @@
             <w:vAlign w:val="top"/>
           </w:tcPr>
           <w:p>
-            <w:r/>
-            <w:r>
-              <w:rPr>
-                <w:b w:val="0"/>
-                <w:sz w:val="17"/>
-              </w:rPr>
+            <w:r>
               <w:t>Microcontroller / maker software</w:t>
             </w:r>
           </w:p>
@@ -658,12 +493,7 @@
             <w:vAlign w:val="top"/>
           </w:tcPr>
           <w:p>
-            <w:r/>
-            <w:r>
-              <w:rPr>
-                <w:b w:val="0"/>
-                <w:sz w:val="17"/>
-              </w:rPr>
+            <w:r>
               <w:t>Support micro:bit, Arduino, sensors, coding, and smart-device activities.</w:t>
             </w:r>
           </w:p>
@@ -676,12 +506,7 @@
             <w:vAlign w:val="top"/>
           </w:tcPr>
           <w:p>
-            <w:r/>
-            <w:r>
-              <w:rPr>
-                <w:b w:val="0"/>
-                <w:sz w:val="17"/>
-              </w:rPr>
+            <w:r>
               <w:t>Privacy and permissions</w:t>
             </w:r>
           </w:p>
@@ -692,12 +517,7 @@
             <w:vAlign w:val="top"/>
           </w:tcPr>
           <w:p>
-            <w:r/>
-            <w:r>
-              <w:rPr>
-                <w:b w:val="0"/>
-                <w:sz w:val="17"/>
-              </w:rPr>
+            <w:r>
               <w:t>Protect student data and ensure platforms are suitable for school use.</w:t>
             </w:r>
           </w:p>
@@ -710,12 +530,7 @@
             <w:vAlign w:val="top"/>
           </w:tcPr>
           <w:p>
-            <w:r/>
-            <w:r>
-              <w:rPr>
-                <w:b w:val="0"/>
-                <w:sz w:val="17"/>
-              </w:rPr>
+            <w:r>
               <w:t>Pre-course testing</w:t>
             </w:r>
           </w:p>
@@ -726,12 +541,7 @@
             <w:vAlign w:val="top"/>
           </w:tcPr>
           <w:p>
-            <w:r/>
-            <w:r>
-              <w:rPr>
-                <w:b w:val="0"/>
-                <w:sz w:val="17"/>
-              </w:rPr>
+            <w:r>
               <w:t>Confirm that accounts, devices, software, networks, and submission workflows work before instruction begins.</w:t>
             </w:r>
           </w:p>
@@ -770,12 +580,7 @@
             <w:vAlign w:val="top"/>
           </w:tcPr>
           <w:p>
-            <w:r/>
-            <w:r>
-              <w:rPr>
-                <w:b/>
-                <w:sz w:val="17"/>
-              </w:rPr>
+            <w:r>
               <w:t>Role</w:t>
             </w:r>
           </w:p>
@@ -787,12 +592,7 @@
             <w:vAlign w:val="top"/>
           </w:tcPr>
           <w:p>
-            <w:r/>
-            <w:r>
-              <w:rPr>
-                <w:b/>
-                <w:sz w:val="17"/>
-              </w:rPr>
+            <w:r>
               <w:t>Responsibilities</w:t>
             </w:r>
           </w:p>
@@ -805,12 +605,7 @@
             <w:vAlign w:val="top"/>
           </w:tcPr>
           <w:p>
-            <w:r/>
-            <w:r>
-              <w:rPr>
-                <w:b w:val="0"/>
-                <w:sz w:val="17"/>
-              </w:rPr>
+            <w:r>
               <w:t>Principal / Academic Lead</w:t>
             </w:r>
           </w:p>
@@ -821,12 +616,7 @@
             <w:vAlign w:val="top"/>
           </w:tcPr>
           <w:p>
-            <w:r/>
-            <w:r>
-              <w:rPr>
-                <w:b w:val="0"/>
-                <w:sz w:val="17"/>
-              </w:rPr>
+            <w:r>
               <w:t>Approves digital tools, ensures school policy alignment, confirms privacy and academic integrity expectations.</w:t>
             </w:r>
           </w:p>
@@ -839,12 +629,7 @@
             <w:vAlign w:val="top"/>
           </w:tcPr>
           <w:p>
-            <w:r/>
-            <w:r>
-              <w:rPr>
-                <w:b w:val="0"/>
-                <w:sz w:val="17"/>
-              </w:rPr>
+            <w:r>
               <w:t>TAS2O Teacher</w:t>
             </w:r>
           </w:p>
@@ -855,12 +640,7 @@
             <w:vAlign w:val="top"/>
           </w:tcPr>
           <w:p>
-            <w:r/>
-            <w:r>
-              <w:rPr>
-                <w:b w:val="0"/>
-                <w:sz w:val="17"/>
-              </w:rPr>
+            <w:r>
               <w:t>Sets up course spaces, checks student access, teaches responsible tool use, collects evidence, and reports issues.</w:t>
             </w:r>
           </w:p>
@@ -873,12 +653,7 @@
             <w:vAlign w:val="top"/>
           </w:tcPr>
           <w:p>
-            <w:r/>
-            <w:r>
-              <w:rPr>
-                <w:b w:val="0"/>
-                <w:sz w:val="17"/>
-              </w:rPr>
+            <w:r>
               <w:t>IT / Digital Lead</w:t>
             </w:r>
           </w:p>
@@ -889,12 +664,7 @@
             <w:vAlign w:val="top"/>
           </w:tcPr>
           <w:p>
-            <w:r/>
-            <w:r>
-              <w:rPr>
-                <w:b w:val="0"/>
-                <w:sz w:val="17"/>
-              </w:rPr>
+            <w:r>
               <w:t>Supports account creation, software installation, network access, permissions, device testing, and troubleshooting.</w:t>
             </w:r>
           </w:p>
@@ -907,12 +677,7 @@
             <w:vAlign w:val="top"/>
           </w:tcPr>
           <w:p>
-            <w:r/>
-            <w:r>
-              <w:rPr>
-                <w:b w:val="0"/>
-                <w:sz w:val="17"/>
-              </w:rPr>
+            <w:r>
               <w:t>Students</w:t>
             </w:r>
           </w:p>
@@ -923,12 +688,7 @@
             <w:vAlign w:val="top"/>
           </w:tcPr>
           <w:p>
-            <w:r/>
-            <w:r>
-              <w:rPr>
-                <w:b w:val="0"/>
-                <w:sz w:val="17"/>
-              </w:rPr>
+            <w:r>
               <w:t>Use assigned accounts appropriately, protect passwords, submit work through approved channels, and document AI use.</w:t>
             </w:r>
           </w:p>
@@ -941,12 +701,7 @@
             <w:vAlign w:val="top"/>
           </w:tcPr>
           <w:p>
-            <w:r/>
-            <w:r>
-              <w:rPr>
-                <w:b w:val="0"/>
-                <w:sz w:val="17"/>
-              </w:rPr>
+            <w:r>
               <w:t>Parents / Guardians</w:t>
             </w:r>
           </w:p>
@@ -957,12 +712,7 @@
             <w:vAlign w:val="top"/>
           </w:tcPr>
           <w:p>
-            <w:r/>
-            <w:r>
-              <w:rPr>
-                <w:b w:val="0"/>
-                <w:sz w:val="17"/>
-              </w:rPr>
+            <w:r>
               <w:t>Review course technology expectations and support responsible use for any home-based or blended learning components.</w:t>
             </w:r>
           </w:p>
@@ -1005,12 +755,7 @@
             <w:vAlign w:val="top"/>
           </w:tcPr>
           <w:p>
-            <w:r/>
-            <w:r>
-              <w:rPr>
-                <w:b/>
-                <w:sz w:val="17"/>
-              </w:rPr>
+            <w:r>
               <w:t>Platform / Tool</w:t>
             </w:r>
           </w:p>
@@ -1022,12 +767,7 @@
             <w:vAlign w:val="top"/>
           </w:tcPr>
           <w:p>
-            <w:r/>
-            <w:r>
-              <w:rPr>
-                <w:b/>
-                <w:sz w:val="17"/>
-              </w:rPr>
+            <w:r>
               <w:t>Purpose in TAS2O</w:t>
             </w:r>
           </w:p>
@@ -1039,12 +779,7 @@
             <w:vAlign w:val="top"/>
           </w:tcPr>
           <w:p>
-            <w:r/>
-            <w:r>
-              <w:rPr>
-                <w:b/>
-                <w:sz w:val="17"/>
-              </w:rPr>
+            <w:r>
               <w:t>Account Type</w:t>
             </w:r>
           </w:p>
@@ -1056,12 +791,7 @@
             <w:vAlign w:val="top"/>
           </w:tcPr>
           <w:p>
-            <w:r/>
-            <w:r>
-              <w:rPr>
-                <w:b/>
-                <w:sz w:val="17"/>
-              </w:rPr>
+            <w:r>
               <w:t>Approved?</w:t>
             </w:r>
           </w:p>
@@ -1073,12 +803,7 @@
             <w:vAlign w:val="top"/>
           </w:tcPr>
           <w:p>
-            <w:r/>
-            <w:r>
-              <w:rPr>
-                <w:b/>
-                <w:sz w:val="17"/>
-              </w:rPr>
+            <w:r>
               <w:t>Setup Owner</w:t>
             </w:r>
           </w:p>
@@ -1090,12 +815,7 @@
             <w:vAlign w:val="top"/>
           </w:tcPr>
           <w:p>
-            <w:r/>
-            <w:r>
-              <w:rPr>
-                <w:b/>
-                <w:sz w:val="17"/>
-              </w:rPr>
+            <w:r>
               <w:t>Notes</w:t>
             </w:r>
           </w:p>
@@ -1108,12 +828,7 @@
             <w:vAlign w:val="top"/>
           </w:tcPr>
           <w:p>
-            <w:r/>
-            <w:r>
-              <w:rPr>
-                <w:b w:val="0"/>
-                <w:sz w:val="17"/>
-              </w:rPr>
+            <w:r>
               <w:t>Google Classroom / Microsoft Teams / LMS</w:t>
             </w:r>
           </w:p>
@@ -1124,12 +839,7 @@
             <w:vAlign w:val="top"/>
           </w:tcPr>
           <w:p>
-            <w:r/>
-            <w:r>
-              <w:rPr>
-                <w:b w:val="0"/>
-                <w:sz w:val="17"/>
-              </w:rPr>
+            <w:r>
               <w:t>Course announcements, assignments, submissions, grades, feedback</w:t>
             </w:r>
           </w:p>
@@ -1140,12 +850,7 @@
             <w:vAlign w:val="top"/>
           </w:tcPr>
           <w:p>
-            <w:r/>
-            <w:r>
-              <w:rPr>
-                <w:b w:val="0"/>
-                <w:sz w:val="17"/>
-              </w:rPr>
+            <w:r>
               <w:t>School-managed student accounts</w:t>
             </w:r>
           </w:p>
@@ -1156,12 +861,7 @@
             <w:vAlign w:val="top"/>
           </w:tcPr>
           <w:p>
-            <w:r/>
-            <w:r>
-              <w:rPr>
-                <w:b w:val="0"/>
-                <w:sz w:val="17"/>
-              </w:rPr>
+            <w:r>
               <w:t>Pending</w:t>
             </w:r>
           </w:p>
@@ -1172,12 +872,7 @@
             <w:vAlign w:val="top"/>
           </w:tcPr>
           <w:p>
-            <w:r/>
-            <w:r>
-              <w:rPr>
-                <w:b w:val="0"/>
-                <w:sz w:val="17"/>
-              </w:rPr>
+            <w:r>
               <w:t>Carlos Chen</w:t>
             </w:r>
           </w:p>
@@ -1188,12 +883,7 @@
             <w:vAlign w:val="top"/>
           </w:tcPr>
           <w:p>
-            <w:r/>
-            <w:r>
-              <w:rPr>
-                <w:b w:val="0"/>
-                <w:sz w:val="17"/>
-              </w:rPr>
+            <w:r>
               <w:t>Use official school account only.</w:t>
             </w:r>
           </w:p>
@@ -1206,12 +896,7 @@
             <w:vAlign w:val="top"/>
           </w:tcPr>
           <w:p>
-            <w:r/>
-            <w:r>
-              <w:rPr>
-                <w:b w:val="0"/>
-                <w:sz w:val="17"/>
-              </w:rPr>
+            <w:r>
               <w:t>Google Drive / OneDrive / SharePoint</w:t>
             </w:r>
           </w:p>
@@ -1222,12 +907,7 @@
             <w:vAlign w:val="top"/>
           </w:tcPr>
           <w:p>
-            <w:r/>
-            <w:r>
-              <w:rPr>
-                <w:b w:val="0"/>
-                <w:sz w:val="17"/>
-              </w:rPr>
+            <w:r>
               <w:t>Student portfolio folders and teacher evidence binder</w:t>
             </w:r>
           </w:p>
@@ -1238,12 +918,7 @@
             <w:vAlign w:val="top"/>
           </w:tcPr>
           <w:p>
-            <w:r/>
-            <w:r>
-              <w:rPr>
-                <w:b w:val="0"/>
-                <w:sz w:val="17"/>
-              </w:rPr>
+            <w:r>
               <w:t>School-managed storage</w:t>
             </w:r>
           </w:p>
@@ -1254,12 +929,7 @@
             <w:vAlign w:val="top"/>
           </w:tcPr>
           <w:p>
-            <w:r/>
-            <w:r>
-              <w:rPr>
-                <w:b w:val="0"/>
-                <w:sz w:val="17"/>
-              </w:rPr>
+            <w:r>
               <w:t>Pending</w:t>
             </w:r>
           </w:p>
@@ -1270,12 +940,7 @@
             <w:vAlign w:val="top"/>
           </w:tcPr>
           <w:p>
-            <w:r/>
-            <w:r>
-              <w:rPr>
-                <w:b w:val="0"/>
-                <w:sz w:val="17"/>
-              </w:rPr>
+            <w:r>
               <w:t>Carlos Chen</w:t>
             </w:r>
           </w:p>
@@ -1286,12 +951,7 @@
             <w:vAlign w:val="top"/>
           </w:tcPr>
           <w:p>
-            <w:r/>
-            <w:r>
-              <w:rPr>
-                <w:b w:val="0"/>
-                <w:sz w:val="17"/>
-              </w:rPr>
+            <w:r>
               <w:t>Folder permissions must be checked.</w:t>
             </w:r>
           </w:p>
@@ -1304,12 +964,7 @@
             <w:vAlign w:val="top"/>
           </w:tcPr>
           <w:p>
-            <w:r/>
-            <w:r>
-              <w:rPr>
-                <w:b w:val="0"/>
-                <w:sz w:val="17"/>
-              </w:rPr>
+            <w:r>
               <w:t>Tinkercad</w:t>
             </w:r>
           </w:p>
@@ -1320,12 +975,7 @@
             <w:vAlign w:val="top"/>
           </w:tcPr>
           <w:p>
-            <w:r/>
-            <w:r>
-              <w:rPr>
-                <w:b w:val="0"/>
-                <w:sz w:val="17"/>
-              </w:rPr>
+            <w:r>
               <w:t>CAD modelling and circuit simulation</w:t>
             </w:r>
           </w:p>
@@ -1336,12 +986,7 @@
             <w:vAlign w:val="top"/>
           </w:tcPr>
           <w:p>
-            <w:r/>
-            <w:r>
-              <w:rPr>
-                <w:b w:val="0"/>
-                <w:sz w:val="17"/>
-              </w:rPr>
+            <w:r>
               <w:t>Student / classroom account</w:t>
             </w:r>
           </w:p>
@@ -1352,12 +997,7 @@
             <w:vAlign w:val="top"/>
           </w:tcPr>
           <w:p>
-            <w:r/>
-            <w:r>
-              <w:rPr>
-                <w:b w:val="0"/>
-                <w:sz w:val="17"/>
-              </w:rPr>
+            <w:r>
               <w:t>Pending</w:t>
             </w:r>
           </w:p>
@@ -1368,12 +1008,7 @@
             <w:vAlign w:val="top"/>
           </w:tcPr>
           <w:p>
-            <w:r/>
-            <w:r>
-              <w:rPr>
-                <w:b w:val="0"/>
-                <w:sz w:val="17"/>
-              </w:rPr>
+            <w:r>
               <w:t>Carlos Chen</w:t>
             </w:r>
           </w:p>
@@ -1384,12 +1019,7 @@
             <w:vAlign w:val="top"/>
           </w:tcPr>
           <w:p>
-            <w:r/>
-            <w:r>
-              <w:rPr>
-                <w:b w:val="0"/>
-                <w:sz w:val="17"/>
-              </w:rPr>
+            <w:r>
               <w:t>Confirm age and classroom account settings.</w:t>
             </w:r>
           </w:p>
@@ -1402,12 +1032,7 @@
             <w:vAlign w:val="top"/>
           </w:tcPr>
           <w:p>
-            <w:r/>
-            <w:r>
-              <w:rPr>
-                <w:b w:val="0"/>
-                <w:sz w:val="17"/>
-              </w:rPr>
+            <w:r>
               <w:t>Onshape / SketchUp / alternative CAD</w:t>
             </w:r>
           </w:p>
@@ -1418,12 +1043,7 @@
             <w:vAlign w:val="top"/>
           </w:tcPr>
           <w:p>
-            <w:r/>
-            <w:r>
-              <w:rPr>
-                <w:b w:val="0"/>
-                <w:sz w:val="17"/>
-              </w:rPr>
+            <w:r>
               <w:t>Optional advanced CAD work</w:t>
             </w:r>
           </w:p>
@@ -1434,12 +1054,7 @@
             <w:vAlign w:val="top"/>
           </w:tcPr>
           <w:p>
-            <w:r/>
-            <w:r>
-              <w:rPr>
-                <w:b w:val="0"/>
-                <w:sz w:val="17"/>
-              </w:rPr>
+            <w:r>
               <w:t>School-approved account</w:t>
             </w:r>
           </w:p>
@@ -1450,12 +1065,7 @@
             <w:vAlign w:val="top"/>
           </w:tcPr>
           <w:p>
-            <w:r/>
-            <w:r>
-              <w:rPr>
-                <w:b w:val="0"/>
-                <w:sz w:val="17"/>
-              </w:rPr>
+            <w:r>
               <w:t>Pending</w:t>
             </w:r>
           </w:p>
@@ -1466,12 +1076,7 @@
             <w:vAlign w:val="top"/>
           </w:tcPr>
           <w:p>
-            <w:r/>
-            <w:r>
-              <w:rPr>
-                <w:b w:val="0"/>
-                <w:sz w:val="17"/>
-              </w:rPr>
+            <w:r>
               <w:t>Carlos Chen</w:t>
             </w:r>
           </w:p>
@@ -1482,12 +1087,7 @@
             <w:vAlign w:val="top"/>
           </w:tcPr>
           <w:p>
-            <w:r/>
-            <w:r>
-              <w:rPr>
-                <w:b w:val="0"/>
-                <w:sz w:val="17"/>
-              </w:rPr>
+            <w:r>
               <w:t>Use only if teacher can support it.</w:t>
             </w:r>
           </w:p>
@@ -1500,12 +1100,7 @@
             <w:vAlign w:val="top"/>
           </w:tcPr>
           <w:p>
-            <w:r/>
-            <w:r>
-              <w:rPr>
-                <w:b w:val="0"/>
-                <w:sz w:val="17"/>
-              </w:rPr>
+            <w:r>
               <w:t>MakeCode for micro:bit</w:t>
             </w:r>
           </w:p>
@@ -1516,12 +1111,7 @@
             <w:vAlign w:val="top"/>
           </w:tcPr>
           <w:p>
-            <w:r/>
-            <w:r>
-              <w:rPr>
-                <w:b w:val="0"/>
-                <w:sz w:val="17"/>
-              </w:rPr>
+            <w:r>
               <w:t>Block-based coding and simulation</w:t>
             </w:r>
           </w:p>
@@ -1532,12 +1122,7 @@
             <w:vAlign w:val="top"/>
           </w:tcPr>
           <w:p>
-            <w:r/>
-            <w:r>
-              <w:rPr>
-                <w:b w:val="0"/>
-                <w:sz w:val="17"/>
-              </w:rPr>
+            <w:r>
               <w:t>Web-based / local save</w:t>
             </w:r>
           </w:p>
@@ -1548,12 +1133,7 @@
             <w:vAlign w:val="top"/>
           </w:tcPr>
           <w:p>
-            <w:r/>
-            <w:r>
-              <w:rPr>
-                <w:b w:val="0"/>
-                <w:sz w:val="17"/>
-              </w:rPr>
+            <w:r>
               <w:t>Pending</w:t>
             </w:r>
           </w:p>
@@ -1564,12 +1144,7 @@
             <w:vAlign w:val="top"/>
           </w:tcPr>
           <w:p>
-            <w:r/>
-            <w:r>
-              <w:rPr>
-                <w:b w:val="0"/>
-                <w:sz w:val="17"/>
-              </w:rPr>
+            <w:r>
               <w:t>Carlos Chen</w:t>
             </w:r>
           </w:p>
@@ -1580,12 +1155,7 @@
             <w:vAlign w:val="top"/>
           </w:tcPr>
           <w:p>
-            <w:r/>
-            <w:r>
-              <w:rPr>
-                <w:b w:val="0"/>
-                <w:sz w:val="17"/>
-              </w:rPr>
+            <w:r>
               <w:t>Test browser compatibility.</w:t>
             </w:r>
           </w:p>
@@ -1598,12 +1168,7 @@
             <w:vAlign w:val="top"/>
           </w:tcPr>
           <w:p>
-            <w:r/>
-            <w:r>
-              <w:rPr>
-                <w:b w:val="0"/>
-                <w:sz w:val="17"/>
-              </w:rPr>
+            <w:r>
               <w:t>Arduino IDE / Web Editor</w:t>
             </w:r>
           </w:p>
@@ -1614,12 +1179,7 @@
             <w:vAlign w:val="top"/>
           </w:tcPr>
           <w:p>
-            <w:r/>
-            <w:r>
-              <w:rPr>
-                <w:b w:val="0"/>
-                <w:sz w:val="17"/>
-              </w:rPr>
+            <w:r>
               <w:t>Arduino programming and serial monitor</w:t>
             </w:r>
           </w:p>
@@ -1630,12 +1190,7 @@
             <w:vAlign w:val="top"/>
           </w:tcPr>
           <w:p>
-            <w:r/>
-            <w:r>
-              <w:rPr>
-                <w:b w:val="0"/>
-                <w:sz w:val="17"/>
-              </w:rPr>
+            <w:r>
               <w:t>Local install / web account</w:t>
             </w:r>
           </w:p>
@@ -1646,12 +1201,7 @@
             <w:vAlign w:val="top"/>
           </w:tcPr>
           <w:p>
-            <w:r/>
-            <w:r>
-              <w:rPr>
-                <w:b w:val="0"/>
-                <w:sz w:val="17"/>
-              </w:rPr>
+            <w:r>
               <w:t>Pending</w:t>
             </w:r>
           </w:p>
@@ -1662,12 +1212,7 @@
             <w:vAlign w:val="top"/>
           </w:tcPr>
           <w:p>
-            <w:r/>
-            <w:r>
-              <w:rPr>
-                <w:b w:val="0"/>
-                <w:sz w:val="17"/>
-              </w:rPr>
+            <w:r>
               <w:t>Carlos Chen</w:t>
             </w:r>
           </w:p>
@@ -1678,12 +1223,7 @@
             <w:vAlign w:val="top"/>
           </w:tcPr>
           <w:p>
-            <w:r/>
-            <w:r>
-              <w:rPr>
-                <w:b w:val="0"/>
-                <w:sz w:val="17"/>
-              </w:rPr>
+            <w:r>
               <w:t>Use supervised devices; confirm drivers.</w:t>
             </w:r>
           </w:p>
@@ -1696,12 +1236,7 @@
             <w:vAlign w:val="top"/>
           </w:tcPr>
           <w:p>
-            <w:r/>
-            <w:r>
-              <w:rPr>
-                <w:b w:val="0"/>
-                <w:sz w:val="17"/>
-              </w:rPr>
+            <w:r>
               <w:t>AI assistant tool</w:t>
             </w:r>
           </w:p>
@@ -1712,12 +1247,7 @@
             <w:vAlign w:val="top"/>
           </w:tcPr>
           <w:p>
-            <w:r/>
-            <w:r>
-              <w:rPr>
-                <w:b w:val="0"/>
-                <w:sz w:val="17"/>
-              </w:rPr>
+            <w:r>
               <w:t>Brainstorming, explanation, debugging, documentation support</w:t>
             </w:r>
           </w:p>
@@ -1728,12 +1258,7 @@
             <w:vAlign w:val="top"/>
           </w:tcPr>
           <w:p>
-            <w:r/>
-            <w:r>
-              <w:rPr>
-                <w:b w:val="0"/>
-                <w:sz w:val="17"/>
-              </w:rPr>
+            <w:r>
               <w:t>School-approved account / teacher-supervised access</w:t>
             </w:r>
           </w:p>
@@ -1744,12 +1269,7 @@
             <w:vAlign w:val="top"/>
           </w:tcPr>
           <w:p>
-            <w:r/>
-            <w:r>
-              <w:rPr>
-                <w:b w:val="0"/>
-                <w:sz w:val="17"/>
-              </w:rPr>
+            <w:r>
               <w:t>Pending</w:t>
             </w:r>
           </w:p>
@@ -1760,12 +1280,7 @@
             <w:vAlign w:val="top"/>
           </w:tcPr>
           <w:p>
-            <w:r/>
-            <w:r>
-              <w:rPr>
-                <w:b w:val="0"/>
-                <w:sz w:val="17"/>
-              </w:rPr>
+            <w:r>
               <w:t>Carlos Chen</w:t>
             </w:r>
           </w:p>
@@ -1776,12 +1291,7 @@
             <w:vAlign w:val="top"/>
           </w:tcPr>
           <w:p>
-            <w:r/>
-            <w:r>
-              <w:rPr>
-                <w:b w:val="0"/>
-                <w:sz w:val="17"/>
-              </w:rPr>
+            <w:r>
               <w:t>Must follow AI policy and AI Use Log.</w:t>
             </w:r>
           </w:p>
@@ -1794,12 +1304,7 @@
             <w:vAlign w:val="top"/>
           </w:tcPr>
           <w:p>
-            <w:r/>
-            <w:r>
-              <w:rPr>
-                <w:b w:val="0"/>
-                <w:sz w:val="17"/>
-              </w:rPr>
+            <w:r>
               <w:t>Canva / Google Slides / PowerPoint</w:t>
             </w:r>
           </w:p>
@@ -1810,12 +1315,7 @@
             <w:vAlign w:val="top"/>
           </w:tcPr>
           <w:p>
-            <w:r/>
-            <w:r>
-              <w:rPr>
-                <w:b w:val="0"/>
-                <w:sz w:val="17"/>
-              </w:rPr>
+            <w:r>
               <w:t>Presentations and capstone showcase material</w:t>
             </w:r>
           </w:p>
@@ -1826,12 +1326,7 @@
             <w:vAlign w:val="top"/>
           </w:tcPr>
           <w:p>
-            <w:r/>
-            <w:r>
-              <w:rPr>
-                <w:b w:val="0"/>
-                <w:sz w:val="17"/>
-              </w:rPr>
+            <w:r>
               <w:t>School-approved account</w:t>
             </w:r>
           </w:p>
@@ -1842,12 +1337,7 @@
             <w:vAlign w:val="top"/>
           </w:tcPr>
           <w:p>
-            <w:r/>
-            <w:r>
-              <w:rPr>
-                <w:b w:val="0"/>
-                <w:sz w:val="17"/>
-              </w:rPr>
+            <w:r>
               <w:t>Pending</w:t>
             </w:r>
           </w:p>
@@ -1858,12 +1348,7 @@
             <w:vAlign w:val="top"/>
           </w:tcPr>
           <w:p>
-            <w:r/>
-            <w:r>
-              <w:rPr>
-                <w:b w:val="0"/>
-                <w:sz w:val="17"/>
-              </w:rPr>
+            <w:r>
               <w:t>Carlos Chen</w:t>
             </w:r>
           </w:p>
@@ -1874,12 +1359,7 @@
             <w:vAlign w:val="top"/>
           </w:tcPr>
           <w:p>
-            <w:r/>
-            <w:r>
-              <w:rPr>
-                <w:b w:val="0"/>
-                <w:sz w:val="17"/>
-              </w:rPr>
+            <w:r>
               <w:t>Check sharing and media permissions.</w:t>
             </w:r>
           </w:p>
@@ -1892,12 +1372,7 @@
             <w:vAlign w:val="top"/>
           </w:tcPr>
           <w:p>
-            <w:r/>
-            <w:r>
-              <w:rPr>
-                <w:b w:val="0"/>
-                <w:sz w:val="17"/>
-              </w:rPr>
+            <w:r>
               <w:t>Spreadsheet tool</w:t>
             </w:r>
           </w:p>
@@ -1908,12 +1383,7 @@
             <w:vAlign w:val="top"/>
           </w:tcPr>
           <w:p>
-            <w:r/>
-            <w:r>
-              <w:rPr>
-                <w:b w:val="0"/>
-                <w:sz w:val="17"/>
-              </w:rPr>
+            <w:r>
               <w:t>Measurement and quality control data analysis</w:t>
             </w:r>
           </w:p>
@@ -1924,12 +1394,7 @@
             <w:vAlign w:val="top"/>
           </w:tcPr>
           <w:p>
-            <w:r/>
-            <w:r>
-              <w:rPr>
-                <w:b w:val="0"/>
-                <w:sz w:val="17"/>
-              </w:rPr>
+            <w:r>
               <w:t>School-managed account</w:t>
             </w:r>
           </w:p>
@@ -1940,12 +1405,7 @@
             <w:vAlign w:val="top"/>
           </w:tcPr>
           <w:p>
-            <w:r/>
-            <w:r>
-              <w:rPr>
-                <w:b w:val="0"/>
-                <w:sz w:val="17"/>
-              </w:rPr>
+            <w:r>
               <w:t>Pending</w:t>
             </w:r>
           </w:p>
@@ -1956,12 +1416,7 @@
             <w:vAlign w:val="top"/>
           </w:tcPr>
           <w:p>
-            <w:r/>
-            <w:r>
-              <w:rPr>
-                <w:b w:val="0"/>
-                <w:sz w:val="17"/>
-              </w:rPr>
+            <w:r>
               <w:t>Carlos Chen</w:t>
             </w:r>
           </w:p>
@@ -1972,12 +1427,7 @@
             <w:vAlign w:val="top"/>
           </w:tcPr>
           <w:p>
-            <w:r/>
-            <w:r>
-              <w:rPr>
-                <w:b w:val="0"/>
-                <w:sz w:val="17"/>
-              </w:rPr>
+            <w:r>
               <w:t>Use for Unit 2 QC reports.</w:t>
             </w:r>
           </w:p>
@@ -2170,12 +1620,7 @@
             <w:vAlign w:val="top"/>
           </w:tcPr>
           <w:p>
-            <w:r/>
-            <w:r>
-              <w:rPr>
-                <w:b/>
-                <w:sz w:val="17"/>
-              </w:rPr>
+            <w:r>
               <w:t>Folder</w:t>
             </w:r>
           </w:p>
@@ -2187,12 +1632,7 @@
             <w:vAlign w:val="top"/>
           </w:tcPr>
           <w:p>
-            <w:r/>
-            <w:r>
-              <w:rPr>
-                <w:b/>
-                <w:sz w:val="17"/>
-              </w:rPr>
+            <w:r>
               <w:t>Contents</w:t>
             </w:r>
           </w:p>
@@ -2204,12 +1644,7 @@
             <w:vAlign w:val="top"/>
           </w:tcPr>
           <w:p>
-            <w:r/>
-            <w:r>
-              <w:rPr>
-                <w:b/>
-                <w:sz w:val="17"/>
-              </w:rPr>
+            <w:r>
               <w:t>Access Control</w:t>
             </w:r>
           </w:p>
@@ -2222,12 +1657,7 @@
             <w:vAlign w:val="top"/>
           </w:tcPr>
           <w:p>
-            <w:r/>
-            <w:r>
-              <w:rPr>
-                <w:b w:val="0"/>
-                <w:sz w:val="17"/>
-              </w:rPr>
+            <w:r>
               <w:t>00_Course_Admin</w:t>
             </w:r>
           </w:p>
@@ -2238,12 +1668,7 @@
             <w:vAlign w:val="top"/>
           </w:tcPr>
           <w:p>
-            <w:r/>
-            <w:r>
-              <w:rPr>
-                <w:b w:val="0"/>
-                <w:sz w:val="17"/>
-              </w:rPr>
+            <w:r>
               <w:t>Course outline, pacing guide, policies, schedules, teacher-only notes</w:t>
             </w:r>
           </w:p>
@@ -2254,12 +1679,7 @@
             <w:vAlign w:val="top"/>
           </w:tcPr>
           <w:p>
-            <w:r/>
-            <w:r>
-              <w:rPr>
-                <w:b w:val="0"/>
-                <w:sz w:val="17"/>
-              </w:rPr>
+            <w:r>
               <w:t>Teacher / admin only</w:t>
             </w:r>
           </w:p>
@@ -2272,12 +1692,7 @@
             <w:vAlign w:val="top"/>
           </w:tcPr>
           <w:p>
-            <w:r/>
-            <w:r>
-              <w:rPr>
-                <w:b w:val="0"/>
-                <w:sz w:val="17"/>
-              </w:rPr>
+            <w:r>
               <w:t>01_Assignments_Rubrics</w:t>
             </w:r>
           </w:p>
@@ -2288,12 +1703,7 @@
             <w:vAlign w:val="top"/>
           </w:tcPr>
           <w:p>
-            <w:r/>
-            <w:r>
-              <w:rPr>
-                <w:b w:val="0"/>
-                <w:sz w:val="17"/>
-              </w:rPr>
+            <w:r>
               <w:t>Student-facing task sheets, rubrics, templates</w:t>
             </w:r>
           </w:p>
@@ -2304,12 +1714,7 @@
             <w:vAlign w:val="top"/>
           </w:tcPr>
           <w:p>
-            <w:r/>
-            <w:r>
-              <w:rPr>
-                <w:b w:val="0"/>
-                <w:sz w:val="17"/>
-              </w:rPr>
+            <w:r>
               <w:t>Students view; teacher edit</w:t>
             </w:r>
           </w:p>
@@ -2322,12 +1727,7 @@
             <w:vAlign w:val="top"/>
           </w:tcPr>
           <w:p>
-            <w:r/>
-            <w:r>
-              <w:rPr>
-                <w:b w:val="0"/>
-                <w:sz w:val="17"/>
-              </w:rPr>
+            <w:r>
               <w:t>02_Safety_Forms</w:t>
             </w:r>
           </w:p>
@@ -2338,12 +1738,7 @@
             <w:vAlign w:val="top"/>
           </w:tcPr>
           <w:p>
-            <w:r/>
-            <w:r>
-              <w:rPr>
-                <w:b w:val="0"/>
-                <w:sz w:val="17"/>
-              </w:rPr>
+            <w:r>
               <w:t>Safety contracts, tool checklists, parent acknowledgements</w:t>
             </w:r>
           </w:p>
@@ -2354,12 +1749,7 @@
             <w:vAlign w:val="top"/>
           </w:tcPr>
           <w:p>
-            <w:r/>
-            <w:r>
-              <w:rPr>
-                <w:b w:val="0"/>
-                <w:sz w:val="17"/>
-              </w:rPr>
+            <w:r>
               <w:t>Students view; teacher/admin edit</w:t>
             </w:r>
           </w:p>
@@ -2372,12 +1762,7 @@
             <w:vAlign w:val="top"/>
           </w:tcPr>
           <w:p>
-            <w:r/>
-            <w:r>
-              <w:rPr>
-                <w:b w:val="0"/>
-                <w:sz w:val="17"/>
-              </w:rPr>
+            <w:r>
               <w:t>03_Student_Portfolios</w:t>
             </w:r>
           </w:p>
@@ -2388,12 +1773,7 @@
             <w:vAlign w:val="top"/>
           </w:tcPr>
           <w:p>
-            <w:r/>
-            <w:r>
-              <w:rPr>
-                <w:b w:val="0"/>
-                <w:sz w:val="17"/>
-              </w:rPr>
+            <w:r>
               <w:t>Individual student portfolio folders</w:t>
             </w:r>
           </w:p>
@@ -2404,12 +1784,7 @@
             <w:vAlign w:val="top"/>
           </w:tcPr>
           <w:p>
-            <w:r/>
-            <w:r>
-              <w:rPr>
-                <w:b w:val="0"/>
-                <w:sz w:val="17"/>
-              </w:rPr>
+            <w:r>
               <w:t>Individual student + teacher access only</w:t>
             </w:r>
           </w:p>
@@ -2422,12 +1797,7 @@
             <w:vAlign w:val="top"/>
           </w:tcPr>
           <w:p>
-            <w:r/>
-            <w:r>
-              <w:rPr>
-                <w:b w:val="0"/>
-                <w:sz w:val="17"/>
-              </w:rPr>
+            <w:r>
               <w:t>04_Assessment_Evidence</w:t>
             </w:r>
           </w:p>
@@ -2438,12 +1808,7 @@
             <w:vAlign w:val="top"/>
           </w:tcPr>
           <w:p>
-            <w:r/>
-            <w:r>
-              <w:rPr>
-                <w:b w:val="0"/>
-                <w:sz w:val="17"/>
-              </w:rPr>
+            <w:r>
               <w:t>Marked rubrics, feedback records, final evaluation evidence</w:t>
             </w:r>
           </w:p>
@@ -2454,12 +1819,7 @@
             <w:vAlign w:val="top"/>
           </w:tcPr>
           <w:p>
-            <w:r/>
-            <w:r>
-              <w:rPr>
-                <w:b w:val="0"/>
-                <w:sz w:val="17"/>
-              </w:rPr>
+            <w:r>
               <w:t>Teacher/admin only</w:t>
             </w:r>
           </w:p>
@@ -2472,12 +1832,7 @@
             <w:vAlign w:val="top"/>
           </w:tcPr>
           <w:p>
-            <w:r/>
-            <w:r>
-              <w:rPr>
-                <w:b w:val="0"/>
-                <w:sz w:val="17"/>
-              </w:rPr>
+            <w:r>
               <w:t>05_AI_Use_Logs</w:t>
             </w:r>
           </w:p>
@@ -2488,12 +1843,7 @@
             <w:vAlign w:val="top"/>
           </w:tcPr>
           <w:p>
-            <w:r/>
-            <w:r>
-              <w:rPr>
-                <w:b w:val="0"/>
-                <w:sz w:val="17"/>
-              </w:rPr>
+            <w:r>
               <w:t>Student AI logs, verification checklists, teacher review notes</w:t>
             </w:r>
           </w:p>
@@ -2504,12 +1854,7 @@
             <w:vAlign w:val="top"/>
           </w:tcPr>
           <w:p>
-            <w:r/>
-            <w:r>
-              <w:rPr>
-                <w:b w:val="0"/>
-                <w:sz w:val="17"/>
-              </w:rPr>
+            <w:r>
               <w:t>Individual student + teacher access</w:t>
             </w:r>
           </w:p>
@@ -2522,12 +1867,7 @@
             <w:vAlign w:val="top"/>
           </w:tcPr>
           <w:p>
-            <w:r/>
-            <w:r>
-              <w:rPr>
-                <w:b w:val="0"/>
-                <w:sz w:val="17"/>
-              </w:rPr>
+            <w:r>
               <w:t>06_Demo_Day_Media</w:t>
             </w:r>
           </w:p>
@@ -2538,12 +1878,7 @@
             <w:vAlign w:val="top"/>
           </w:tcPr>
           <w:p>
-            <w:r/>
-            <w:r>
-              <w:rPr>
-                <w:b w:val="0"/>
-                <w:sz w:val="17"/>
-              </w:rPr>
+            <w:r>
               <w:t>Approved photos/videos only, consent-verified</w:t>
             </w:r>
           </w:p>
@@ -2554,12 +1889,7 @@
             <w:vAlign w:val="top"/>
           </w:tcPr>
           <w:p>
-            <w:r/>
-            <w:r>
-              <w:rPr>
-                <w:b w:val="0"/>
-                <w:sz w:val="17"/>
-              </w:rPr>
+            <w:r>
               <w:t>Restricted; public-use only with consent</w:t>
             </w:r>
           </w:p>
@@ -2572,12 +1902,7 @@
             <w:vAlign w:val="top"/>
           </w:tcPr>
           <w:p>
-            <w:r/>
-            <w:r>
-              <w:rPr>
-                <w:b w:val="0"/>
-                <w:sz w:val="17"/>
-              </w:rPr>
+            <w:r>
               <w:t>07_Inspection_Samples</w:t>
             </w:r>
           </w:p>
@@ -2588,12 +1913,7 @@
             <w:vAlign w:val="top"/>
           </w:tcPr>
           <w:p>
-            <w:r/>
-            <w:r>
-              <w:rPr>
-                <w:b w:val="0"/>
-                <w:sz w:val="17"/>
-              </w:rPr>
+            <w:r>
               <w:t>High/medium/low anonymized samples, teacher exemplars, evidence checklist</w:t>
             </w:r>
           </w:p>
@@ -2604,12 +1924,7 @@
             <w:vAlign w:val="top"/>
           </w:tcPr>
           <w:p>
-            <w:r/>
-            <w:r>
-              <w:rPr>
-                <w:b w:val="0"/>
-                <w:sz w:val="17"/>
-              </w:rPr>
+            <w:r>
               <w:t>Teacher/admin only</w:t>
             </w:r>
           </w:p>
@@ -2654,12 +1969,7 @@
             <w:vAlign w:val="top"/>
           </w:tcPr>
           <w:p>
-            <w:r/>
-            <w:r>
-              <w:rPr>
-                <w:b/>
-                <w:sz w:val="17"/>
-              </w:rPr>
+            <w:r>
               <w:t>Student Name</w:t>
             </w:r>
           </w:p>
@@ -2671,12 +1981,7 @@
             <w:vAlign w:val="top"/>
           </w:tcPr>
           <w:p>
-            <w:r/>
-            <w:r>
-              <w:rPr>
-                <w:b/>
-                <w:sz w:val="17"/>
-              </w:rPr>
+            <w:r>
               <w:t>School Email / Account</w:t>
             </w:r>
           </w:p>
@@ -2688,12 +1993,7 @@
             <w:vAlign w:val="top"/>
           </w:tcPr>
           <w:p>
-            <w:r/>
-            <w:r>
-              <w:rPr>
-                <w:b/>
-                <w:sz w:val="17"/>
-              </w:rPr>
+            <w:r>
               <w:t>LMS Access</w:t>
             </w:r>
           </w:p>
@@ -2705,12 +2005,7 @@
             <w:vAlign w:val="top"/>
           </w:tcPr>
           <w:p>
-            <w:r/>
-            <w:r>
-              <w:rPr>
-                <w:b/>
-                <w:sz w:val="17"/>
-              </w:rPr>
+            <w:r>
               <w:t>Drive / OneDrive Access</w:t>
             </w:r>
           </w:p>
@@ -2722,12 +2017,7 @@
             <w:vAlign w:val="top"/>
           </w:tcPr>
           <w:p>
-            <w:r/>
-            <w:r>
-              <w:rPr>
-                <w:b/>
-                <w:sz w:val="17"/>
-              </w:rPr>
+            <w:r>
               <w:t>CAD Access</w:t>
             </w:r>
           </w:p>
@@ -2739,12 +2029,7 @@
             <w:vAlign w:val="top"/>
           </w:tcPr>
           <w:p>
-            <w:r/>
-            <w:r>
-              <w:rPr>
-                <w:b/>
-                <w:sz w:val="17"/>
-              </w:rPr>
+            <w:r>
               <w:t>AI Tool Access</w:t>
             </w:r>
           </w:p>
@@ -2756,12 +2041,7 @@
             <w:vAlign w:val="top"/>
           </w:tcPr>
           <w:p>
-            <w:r/>
-            <w:r>
-              <w:rPr>
-                <w:b/>
-                <w:sz w:val="17"/>
-              </w:rPr>
+            <w:r>
               <w:t>Microcontroller Software Access</w:t>
             </w:r>
           </w:p>
@@ -2773,12 +2053,7 @@
             <w:vAlign w:val="top"/>
           </w:tcPr>
           <w:p>
-            <w:r/>
-            <w:r>
-              <w:rPr>
-                <w:b/>
-                <w:sz w:val="17"/>
-              </w:rPr>
+            <w:r>
               <w:t>Issues / Follow-Up</w:t>
             </w:r>
           </w:p>
@@ -2791,125 +2066,84 @@
             <w:vAlign w:val="top"/>
           </w:tcPr>
           <w:p>
+            <w:r>
+              <w:t>Student 1</w:t>
+            </w:r>
+          </w:p>
+        </w:tc>
+        <w:tc>
+          <w:tcPr>
+            <w:tcW w:type="dxa" w:w="1296"/>
+            <w:vAlign w:val="top"/>
+          </w:tcPr>
+          <w:p>
+            <w:r>
+              <w:t>student school email</w:t>
+            </w:r>
+          </w:p>
+        </w:tc>
+        <w:tc>
+          <w:tcPr>
+            <w:tcW w:type="dxa" w:w="1296"/>
+            <w:vAlign w:val="top"/>
+          </w:tcPr>
+          <w:p>
+            <w:r>
+              <w:t>Pending</w:t>
+            </w:r>
+          </w:p>
+        </w:tc>
+        <w:tc>
+          <w:tcPr>
+            <w:tcW w:type="dxa" w:w="1296"/>
+            <w:vAlign w:val="top"/>
+          </w:tcPr>
+          <w:p>
+            <w:r>
+              <w:t>Pending</w:t>
+            </w:r>
+          </w:p>
+        </w:tc>
+        <w:tc>
+          <w:tcPr>
+            <w:tcW w:type="dxa" w:w="1296"/>
+            <w:vAlign w:val="top"/>
+          </w:tcPr>
+          <w:p>
+            <w:r>
+              <w:t>Pending</w:t>
+            </w:r>
+          </w:p>
+        </w:tc>
+        <w:tc>
+          <w:tcPr>
+            <w:tcW w:type="dxa" w:w="1296"/>
+            <w:vAlign w:val="top"/>
+          </w:tcPr>
+          <w:p>
+            <w:r>
+              <w:t>Teacher-supervised</w:t>
+            </w:r>
+          </w:p>
+        </w:tc>
+        <w:tc>
+          <w:tcPr>
+            <w:tcW w:type="dxa" w:w="1296"/>
+            <w:vAlign w:val="top"/>
+          </w:tcPr>
+          <w:p>
+            <w:r>
+              <w:t>Pending</w:t>
+            </w:r>
+          </w:p>
+        </w:tc>
+        <w:tc>
+          <w:tcPr>
+            <w:tcW w:type="dxa" w:w="1296"/>
+            <w:vAlign w:val="top"/>
+          </w:tcPr>
+          <w:p>
             <w:r/>
-            <w:r>
-              <w:rPr>
-                <w:b w:val="0"/>
-                <w:sz w:val="17"/>
-              </w:rPr>
-              <w:t>[Student 1]</w:t>
-            </w:r>
-          </w:p>
-        </w:tc>
-        <w:tc>
-          <w:tcPr>
-            <w:tcW w:type="dxa" w:w="1296"/>
-            <w:vAlign w:val="top"/>
-          </w:tcPr>
-          <w:p>
-            <w:r/>
-            <w:r>
-              <w:rPr>
-                <w:b w:val="0"/>
-                <w:sz w:val="17"/>
-              </w:rPr>
-              <w:t>student school email</w:t>
-            </w:r>
-          </w:p>
-        </w:tc>
-        <w:tc>
-          <w:tcPr>
-            <w:tcW w:type="dxa" w:w="1296"/>
-            <w:vAlign w:val="top"/>
-          </w:tcPr>
-          <w:p>
-            <w:r/>
-            <w:r>
-              <w:rPr>
-                <w:b w:val="0"/>
-                <w:sz w:val="17"/>
-              </w:rPr>
-              <w:t>Pending</w:t>
-            </w:r>
-          </w:p>
-        </w:tc>
-        <w:tc>
-          <w:tcPr>
-            <w:tcW w:type="dxa" w:w="1296"/>
-            <w:vAlign w:val="top"/>
-          </w:tcPr>
-          <w:p>
-            <w:r/>
-            <w:r>
-              <w:rPr>
-                <w:b w:val="0"/>
-                <w:sz w:val="17"/>
-              </w:rPr>
-              <w:t>Pending</w:t>
-            </w:r>
-          </w:p>
-        </w:tc>
-        <w:tc>
-          <w:tcPr>
-            <w:tcW w:type="dxa" w:w="1296"/>
-            <w:vAlign w:val="top"/>
-          </w:tcPr>
-          <w:p>
-            <w:r/>
-            <w:r>
-              <w:rPr>
-                <w:b w:val="0"/>
-                <w:sz w:val="17"/>
-              </w:rPr>
-              <w:t>Pending</w:t>
-            </w:r>
-          </w:p>
-        </w:tc>
-        <w:tc>
-          <w:tcPr>
-            <w:tcW w:type="dxa" w:w="1296"/>
-            <w:vAlign w:val="top"/>
-          </w:tcPr>
-          <w:p>
-            <w:r/>
-            <w:r>
-              <w:rPr>
-                <w:b w:val="0"/>
-                <w:sz w:val="17"/>
-              </w:rPr>
-              <w:t>Teacher-supervised</w:t>
-            </w:r>
-          </w:p>
-        </w:tc>
-        <w:tc>
-          <w:tcPr>
-            <w:tcW w:type="dxa" w:w="1296"/>
-            <w:vAlign w:val="top"/>
-          </w:tcPr>
-          <w:p>
-            <w:r/>
-            <w:r>
-              <w:rPr>
-                <w:b w:val="0"/>
-                <w:sz w:val="17"/>
-              </w:rPr>
-              <w:t>Pending</w:t>
-            </w:r>
-          </w:p>
-        </w:tc>
-        <w:tc>
-          <w:tcPr>
-            <w:tcW w:type="dxa" w:w="1296"/>
-            <w:vAlign w:val="top"/>
-          </w:tcPr>
-          <w:p>
-            <w:r/>
-            <w:r>
-              <w:rPr>
-                <w:b w:val="0"/>
-                <w:sz w:val="17"/>
-              </w:rPr>
-            </w:r>
           </w:p>
         </w:tc>
       </w:tr>
@@ -2920,125 +2154,84 @@
             <w:vAlign w:val="top"/>
           </w:tcPr>
           <w:p>
+            <w:r>
+              <w:t>Student 2</w:t>
+            </w:r>
+          </w:p>
+        </w:tc>
+        <w:tc>
+          <w:tcPr>
+            <w:tcW w:type="dxa" w:w="1296"/>
+            <w:vAlign w:val="top"/>
+          </w:tcPr>
+          <w:p>
+            <w:r>
+              <w:t>student school email</w:t>
+            </w:r>
+          </w:p>
+        </w:tc>
+        <w:tc>
+          <w:tcPr>
+            <w:tcW w:type="dxa" w:w="1296"/>
+            <w:vAlign w:val="top"/>
+          </w:tcPr>
+          <w:p>
+            <w:r>
+              <w:t>Pending</w:t>
+            </w:r>
+          </w:p>
+        </w:tc>
+        <w:tc>
+          <w:tcPr>
+            <w:tcW w:type="dxa" w:w="1296"/>
+            <w:vAlign w:val="top"/>
+          </w:tcPr>
+          <w:p>
+            <w:r>
+              <w:t>Pending</w:t>
+            </w:r>
+          </w:p>
+        </w:tc>
+        <w:tc>
+          <w:tcPr>
+            <w:tcW w:type="dxa" w:w="1296"/>
+            <w:vAlign w:val="top"/>
+          </w:tcPr>
+          <w:p>
+            <w:r>
+              <w:t>Pending</w:t>
+            </w:r>
+          </w:p>
+        </w:tc>
+        <w:tc>
+          <w:tcPr>
+            <w:tcW w:type="dxa" w:w="1296"/>
+            <w:vAlign w:val="top"/>
+          </w:tcPr>
+          <w:p>
+            <w:r>
+              <w:t>Teacher-supervised</w:t>
+            </w:r>
+          </w:p>
+        </w:tc>
+        <w:tc>
+          <w:tcPr>
+            <w:tcW w:type="dxa" w:w="1296"/>
+            <w:vAlign w:val="top"/>
+          </w:tcPr>
+          <w:p>
+            <w:r>
+              <w:t>Pending</w:t>
+            </w:r>
+          </w:p>
+        </w:tc>
+        <w:tc>
+          <w:tcPr>
+            <w:tcW w:type="dxa" w:w="1296"/>
+            <w:vAlign w:val="top"/>
+          </w:tcPr>
+          <w:p>
             <w:r/>
-            <w:r>
-              <w:rPr>
-                <w:b w:val="0"/>
-                <w:sz w:val="17"/>
-              </w:rPr>
-              <w:t>[Student 2]</w:t>
-            </w:r>
-          </w:p>
-        </w:tc>
-        <w:tc>
-          <w:tcPr>
-            <w:tcW w:type="dxa" w:w="1296"/>
-            <w:vAlign w:val="top"/>
-          </w:tcPr>
-          <w:p>
-            <w:r/>
-            <w:r>
-              <w:rPr>
-                <w:b w:val="0"/>
-                <w:sz w:val="17"/>
-              </w:rPr>
-              <w:t>student school email</w:t>
-            </w:r>
-          </w:p>
-        </w:tc>
-        <w:tc>
-          <w:tcPr>
-            <w:tcW w:type="dxa" w:w="1296"/>
-            <w:vAlign w:val="top"/>
-          </w:tcPr>
-          <w:p>
-            <w:r/>
-            <w:r>
-              <w:rPr>
-                <w:b w:val="0"/>
-                <w:sz w:val="17"/>
-              </w:rPr>
-              <w:t>Pending</w:t>
-            </w:r>
-          </w:p>
-        </w:tc>
-        <w:tc>
-          <w:tcPr>
-            <w:tcW w:type="dxa" w:w="1296"/>
-            <w:vAlign w:val="top"/>
-          </w:tcPr>
-          <w:p>
-            <w:r/>
-            <w:r>
-              <w:rPr>
-                <w:b w:val="0"/>
-                <w:sz w:val="17"/>
-              </w:rPr>
-              <w:t>Pending</w:t>
-            </w:r>
-          </w:p>
-        </w:tc>
-        <w:tc>
-          <w:tcPr>
-            <w:tcW w:type="dxa" w:w="1296"/>
-            <w:vAlign w:val="top"/>
-          </w:tcPr>
-          <w:p>
-            <w:r/>
-            <w:r>
-              <w:rPr>
-                <w:b w:val="0"/>
-                <w:sz w:val="17"/>
-              </w:rPr>
-              <w:t>Pending</w:t>
-            </w:r>
-          </w:p>
-        </w:tc>
-        <w:tc>
-          <w:tcPr>
-            <w:tcW w:type="dxa" w:w="1296"/>
-            <w:vAlign w:val="top"/>
-          </w:tcPr>
-          <w:p>
-            <w:r/>
-            <w:r>
-              <w:rPr>
-                <w:b w:val="0"/>
-                <w:sz w:val="17"/>
-              </w:rPr>
-              <w:t>Teacher-supervised</w:t>
-            </w:r>
-          </w:p>
-        </w:tc>
-        <w:tc>
-          <w:tcPr>
-            <w:tcW w:type="dxa" w:w="1296"/>
-            <w:vAlign w:val="top"/>
-          </w:tcPr>
-          <w:p>
-            <w:r/>
-            <w:r>
-              <w:rPr>
-                <w:b w:val="0"/>
-                <w:sz w:val="17"/>
-              </w:rPr>
-              <w:t>Pending</w:t>
-            </w:r>
-          </w:p>
-        </w:tc>
-        <w:tc>
-          <w:tcPr>
-            <w:tcW w:type="dxa" w:w="1296"/>
-            <w:vAlign w:val="top"/>
-          </w:tcPr>
-          <w:p>
-            <w:r/>
-            <w:r>
-              <w:rPr>
-                <w:b w:val="0"/>
-                <w:sz w:val="17"/>
-              </w:rPr>
-            </w:r>
           </w:p>
         </w:tc>
       </w:tr>
@@ -3049,125 +2242,84 @@
             <w:vAlign w:val="top"/>
           </w:tcPr>
           <w:p>
+            <w:r>
+              <w:t>Student 3</w:t>
+            </w:r>
+          </w:p>
+        </w:tc>
+        <w:tc>
+          <w:tcPr>
+            <w:tcW w:type="dxa" w:w="1296"/>
+            <w:vAlign w:val="top"/>
+          </w:tcPr>
+          <w:p>
+            <w:r>
+              <w:t>student school email</w:t>
+            </w:r>
+          </w:p>
+        </w:tc>
+        <w:tc>
+          <w:tcPr>
+            <w:tcW w:type="dxa" w:w="1296"/>
+            <w:vAlign w:val="top"/>
+          </w:tcPr>
+          <w:p>
+            <w:r>
+              <w:t>Pending</w:t>
+            </w:r>
+          </w:p>
+        </w:tc>
+        <w:tc>
+          <w:tcPr>
+            <w:tcW w:type="dxa" w:w="1296"/>
+            <w:vAlign w:val="top"/>
+          </w:tcPr>
+          <w:p>
+            <w:r>
+              <w:t>Pending</w:t>
+            </w:r>
+          </w:p>
+        </w:tc>
+        <w:tc>
+          <w:tcPr>
+            <w:tcW w:type="dxa" w:w="1296"/>
+            <w:vAlign w:val="top"/>
+          </w:tcPr>
+          <w:p>
+            <w:r>
+              <w:t>Pending</w:t>
+            </w:r>
+          </w:p>
+        </w:tc>
+        <w:tc>
+          <w:tcPr>
+            <w:tcW w:type="dxa" w:w="1296"/>
+            <w:vAlign w:val="top"/>
+          </w:tcPr>
+          <w:p>
+            <w:r>
+              <w:t>Teacher-supervised</w:t>
+            </w:r>
+          </w:p>
+        </w:tc>
+        <w:tc>
+          <w:tcPr>
+            <w:tcW w:type="dxa" w:w="1296"/>
+            <w:vAlign w:val="top"/>
+          </w:tcPr>
+          <w:p>
+            <w:r>
+              <w:t>Pending</w:t>
+            </w:r>
+          </w:p>
+        </w:tc>
+        <w:tc>
+          <w:tcPr>
+            <w:tcW w:type="dxa" w:w="1296"/>
+            <w:vAlign w:val="top"/>
+          </w:tcPr>
+          <w:p>
             <w:r/>
-            <w:r>
-              <w:rPr>
-                <w:b w:val="0"/>
-                <w:sz w:val="17"/>
-              </w:rPr>
-              <w:t>[Student 3]</w:t>
-            </w:r>
-          </w:p>
-        </w:tc>
-        <w:tc>
-          <w:tcPr>
-            <w:tcW w:type="dxa" w:w="1296"/>
-            <w:vAlign w:val="top"/>
-          </w:tcPr>
-          <w:p>
-            <w:r/>
-            <w:r>
-              <w:rPr>
-                <w:b w:val="0"/>
-                <w:sz w:val="17"/>
-              </w:rPr>
-              <w:t>student school email</w:t>
-            </w:r>
-          </w:p>
-        </w:tc>
-        <w:tc>
-          <w:tcPr>
-            <w:tcW w:type="dxa" w:w="1296"/>
-            <w:vAlign w:val="top"/>
-          </w:tcPr>
-          <w:p>
-            <w:r/>
-            <w:r>
-              <w:rPr>
-                <w:b w:val="0"/>
-                <w:sz w:val="17"/>
-              </w:rPr>
-              <w:t>Pending</w:t>
-            </w:r>
-          </w:p>
-        </w:tc>
-        <w:tc>
-          <w:tcPr>
-            <w:tcW w:type="dxa" w:w="1296"/>
-            <w:vAlign w:val="top"/>
-          </w:tcPr>
-          <w:p>
-            <w:r/>
-            <w:r>
-              <w:rPr>
-                <w:b w:val="0"/>
-                <w:sz w:val="17"/>
-              </w:rPr>
-              <w:t>Pending</w:t>
-            </w:r>
-          </w:p>
-        </w:tc>
-        <w:tc>
-          <w:tcPr>
-            <w:tcW w:type="dxa" w:w="1296"/>
-            <w:vAlign w:val="top"/>
-          </w:tcPr>
-          <w:p>
-            <w:r/>
-            <w:r>
-              <w:rPr>
-                <w:b w:val="0"/>
-                <w:sz w:val="17"/>
-              </w:rPr>
-              <w:t>Pending</w:t>
-            </w:r>
-          </w:p>
-        </w:tc>
-        <w:tc>
-          <w:tcPr>
-            <w:tcW w:type="dxa" w:w="1296"/>
-            <w:vAlign w:val="top"/>
-          </w:tcPr>
-          <w:p>
-            <w:r/>
-            <w:r>
-              <w:rPr>
-                <w:b w:val="0"/>
-                <w:sz w:val="17"/>
-              </w:rPr>
-              <w:t>Teacher-supervised</w:t>
-            </w:r>
-          </w:p>
-        </w:tc>
-        <w:tc>
-          <w:tcPr>
-            <w:tcW w:type="dxa" w:w="1296"/>
-            <w:vAlign w:val="top"/>
-          </w:tcPr>
-          <w:p>
-            <w:r/>
-            <w:r>
-              <w:rPr>
-                <w:b w:val="0"/>
-                <w:sz w:val="17"/>
-              </w:rPr>
-              <w:t>Pending</w:t>
-            </w:r>
-          </w:p>
-        </w:tc>
-        <w:tc>
-          <w:tcPr>
-            <w:tcW w:type="dxa" w:w="1296"/>
-            <w:vAlign w:val="top"/>
-          </w:tcPr>
-          <w:p>
-            <w:r/>
-            <w:r>
-              <w:rPr>
-                <w:b w:val="0"/>
-                <w:sz w:val="17"/>
-              </w:rPr>
-            </w:r>
           </w:p>
         </w:tc>
       </w:tr>
@@ -3339,12 +2491,7 @@
             <w:vAlign w:val="top"/>
           </w:tcPr>
           <w:p>
-            <w:r/>
-            <w:r>
-              <w:rPr>
-                <w:b/>
-                <w:sz w:val="17"/>
-              </w:rPr>
+            <w:r>
               <w:t>AI Use Area</w:t>
             </w:r>
           </w:p>
@@ -3356,12 +2503,7 @@
             <w:vAlign w:val="top"/>
           </w:tcPr>
           <w:p>
-            <w:r/>
-            <w:r>
-              <w:rPr>
-                <w:b/>
-                <w:sz w:val="17"/>
-              </w:rPr>
+            <w:r>
               <w:t>Allowed Use</w:t>
             </w:r>
           </w:p>
@@ -3373,12 +2515,7 @@
             <w:vAlign w:val="top"/>
           </w:tcPr>
           <w:p>
-            <w:r/>
-            <w:r>
-              <w:rPr>
-                <w:b/>
-                <w:sz w:val="17"/>
-              </w:rPr>
+            <w:r>
               <w:t>Required Control / Evidence</w:t>
             </w:r>
           </w:p>
@@ -3391,12 +2528,7 @@
             <w:vAlign w:val="top"/>
           </w:tcPr>
           <w:p>
-            <w:r/>
-            <w:r>
-              <w:rPr>
-                <w:b w:val="0"/>
-                <w:sz w:val="17"/>
-              </w:rPr>
+            <w:r>
               <w:t>Brainstorming and ideation</w:t>
             </w:r>
           </w:p>
@@ -3407,12 +2539,7 @@
             <w:vAlign w:val="top"/>
           </w:tcPr>
           <w:p>
-            <w:r/>
-            <w:r>
-              <w:rPr>
-                <w:b w:val="0"/>
-                <w:sz w:val="17"/>
-              </w:rPr>
+            <w:r>
               <w:t>Generate possible design ideas, user needs, constraints, and questions.</w:t>
             </w:r>
           </w:p>
@@ -3423,12 +2550,7 @@
             <w:vAlign w:val="top"/>
           </w:tcPr>
           <w:p>
-            <w:r/>
-            <w:r>
-              <w:rPr>
-                <w:b w:val="0"/>
-                <w:sz w:val="17"/>
-              </w:rPr>
+            <w:r>
               <w:t>Student must choose, adapt, and justify final design decisions.</w:t>
             </w:r>
           </w:p>
@@ -3441,12 +2563,7 @@
             <w:vAlign w:val="top"/>
           </w:tcPr>
           <w:p>
-            <w:r/>
-            <w:r>
-              <w:rPr>
-                <w:b w:val="0"/>
-                <w:sz w:val="17"/>
-              </w:rPr>
+            <w:r>
               <w:t>Safety checklist drafting</w:t>
             </w:r>
           </w:p>
@@ -3457,12 +2574,7 @@
             <w:vAlign w:val="top"/>
           </w:tcPr>
           <w:p>
-            <w:r/>
-            <w:r>
-              <w:rPr>
-                <w:b w:val="0"/>
-                <w:sz w:val="17"/>
-              </w:rPr>
+            <w:r>
               <w:t>Draft safety checklist for tools or processes.</w:t>
             </w:r>
           </w:p>
@@ -3473,12 +2585,7 @@
             <w:vAlign w:val="top"/>
           </w:tcPr>
           <w:p>
-            <w:r/>
-            <w:r>
-              <w:rPr>
-                <w:b w:val="0"/>
-                <w:sz w:val="17"/>
-              </w:rPr>
+            <w:r>
               <w:t>Teacher instruction and official/tool documentation override AI output.</w:t>
             </w:r>
           </w:p>
@@ -3491,12 +2598,7 @@
             <w:vAlign w:val="top"/>
           </w:tcPr>
           <w:p>
-            <w:r/>
-            <w:r>
-              <w:rPr>
-                <w:b w:val="0"/>
-                <w:sz w:val="17"/>
-              </w:rPr>
+            <w:r>
               <w:t>Technical explanation</w:t>
             </w:r>
           </w:p>
@@ -3507,12 +2609,7 @@
             <w:vAlign w:val="top"/>
           </w:tcPr>
           <w:p>
-            <w:r/>
-            <w:r>
-              <w:rPr>
-                <w:b w:val="0"/>
-                <w:sz w:val="17"/>
-              </w:rPr>
+            <w:r>
               <w:t>Explain circuits, CAD terms, measurement error, or troubleshooting concepts.</w:t>
             </w:r>
           </w:p>
@@ -3523,12 +2620,7 @@
             <w:vAlign w:val="top"/>
           </w:tcPr>
           <w:p>
-            <w:r/>
-            <w:r>
-              <w:rPr>
-                <w:b w:val="0"/>
-                <w:sz w:val="17"/>
-              </w:rPr>
+            <w:r>
               <w:t>Student must demonstrate understanding in own words.</w:t>
             </w:r>
           </w:p>
@@ -3541,12 +2633,7 @@
             <w:vAlign w:val="top"/>
           </w:tcPr>
           <w:p>
-            <w:r/>
-            <w:r>
-              <w:rPr>
-                <w:b w:val="0"/>
-                <w:sz w:val="17"/>
-              </w:rPr>
+            <w:r>
               <w:t>Coding/debugging support</w:t>
             </w:r>
           </w:p>
@@ -3557,12 +2644,7 @@
             <w:vAlign w:val="top"/>
           </w:tcPr>
           <w:p>
-            <w:r/>
-            <w:r>
-              <w:rPr>
-                <w:b w:val="0"/>
-                <w:sz w:val="17"/>
-              </w:rPr>
+            <w:r>
               <w:t>Suggest pseudocode, identify possible errors, explain code.</w:t>
             </w:r>
           </w:p>
@@ -3573,12 +2655,7 @@
             <w:vAlign w:val="top"/>
           </w:tcPr>
           <w:p>
-            <w:r/>
-            <w:r>
-              <w:rPr>
-                <w:b w:val="0"/>
-                <w:sz w:val="17"/>
-              </w:rPr>
+            <w:r>
               <w:t>Student must test code and record debugging process.</w:t>
             </w:r>
           </w:p>
@@ -3591,12 +2668,7 @@
             <w:vAlign w:val="top"/>
           </w:tcPr>
           <w:p>
-            <w:r/>
-            <w:r>
-              <w:rPr>
-                <w:b w:val="0"/>
-                <w:sz w:val="17"/>
-              </w:rPr>
+            <w:r>
               <w:t>Documentation support</w:t>
             </w:r>
           </w:p>
@@ -3607,12 +2679,7 @@
             <w:vAlign w:val="top"/>
           </w:tcPr>
           <w:p>
-            <w:r/>
-            <w:r>
-              <w:rPr>
-                <w:b w:val="0"/>
-                <w:sz w:val="17"/>
-              </w:rPr>
+            <w:r>
               <w:t>Improve clarity of portfolio entries, report structure, captions, and presentation scripts.</w:t>
             </w:r>
           </w:p>
@@ -3623,12 +2690,7 @@
             <w:vAlign w:val="top"/>
           </w:tcPr>
           <w:p>
-            <w:r/>
-            <w:r>
-              <w:rPr>
-                <w:b w:val="0"/>
-                <w:sz w:val="17"/>
-              </w:rPr>
+            <w:r>
               <w:t>Student must preserve original evidence and acknowledge AI use.</w:t>
             </w:r>
           </w:p>
@@ -3641,12 +2703,7 @@
             <w:vAlign w:val="top"/>
           </w:tcPr>
           <w:p>
-            <w:r/>
-            <w:r>
-              <w:rPr>
-                <w:b w:val="0"/>
-                <w:sz w:val="17"/>
-              </w:rPr>
+            <w:r>
               <w:t>Career research support</w:t>
             </w:r>
           </w:p>
@@ -3657,12 +2714,7 @@
             <w:vAlign w:val="top"/>
           </w:tcPr>
           <w:p>
-            <w:r/>
-            <w:r>
-              <w:rPr>
-                <w:b w:val="0"/>
-                <w:sz w:val="17"/>
-              </w:rPr>
+            <w:r>
               <w:t>Summarize pathways and interview questions.</w:t>
             </w:r>
           </w:p>
@@ -3673,12 +2725,7 @@
             <w:vAlign w:val="top"/>
           </w:tcPr>
           <w:p>
-            <w:r/>
-            <w:r>
-              <w:rPr>
-                <w:b w:val="0"/>
-                <w:sz w:val="17"/>
-              </w:rPr>
+            <w:r>
               <w:t>Student must verify key facts through reliable sources.</w:t>
             </w:r>
           </w:p>
@@ -3691,12 +2738,7 @@
             <w:vAlign w:val="top"/>
           </w:tcPr>
           <w:p>
-            <w:r/>
-            <w:r>
-              <w:rPr>
-                <w:b w:val="0"/>
-                <w:sz w:val="17"/>
-              </w:rPr>
+            <w:r>
               <w:t>Assessment restriction</w:t>
             </w:r>
           </w:p>
@@ -3707,12 +2749,7 @@
             <w:vAlign w:val="top"/>
           </w:tcPr>
           <w:p>
-            <w:r/>
-            <w:r>
-              <w:rPr>
-                <w:b w:val="0"/>
-                <w:sz w:val="17"/>
-              </w:rPr>
+            <w:r>
               <w:t>AI cannot fabricate data, complete practical work, replace student prototype, or generate unverified final answers.</w:t>
             </w:r>
           </w:p>
@@ -3723,12 +2760,7 @@
             <w:vAlign w:val="top"/>
           </w:tcPr>
           <w:p>
-            <w:r/>
-            <w:r>
-              <w:rPr>
-                <w:b w:val="0"/>
-                <w:sz w:val="17"/>
-              </w:rPr>
+            <w:r>
               <w:t>Teacher checks AI Use Log and project evidence before grading.</w:t>
             </w:r>
           </w:p>
@@ -3838,12 +2870,7 @@
             <w:vAlign w:val="top"/>
           </w:tcPr>
           <w:p>
-            <w:r/>
-            <w:r>
-              <w:rPr>
-                <w:b/>
-                <w:sz w:val="17"/>
-              </w:rPr>
+            <w:r>
               <w:t>Tool</w:t>
             </w:r>
           </w:p>
@@ -3855,12 +2882,7 @@
             <w:vAlign w:val="top"/>
           </w:tcPr>
           <w:p>
-            <w:r/>
-            <w:r>
-              <w:rPr>
-                <w:b/>
-                <w:sz w:val="17"/>
-              </w:rPr>
+            <w:r>
               <w:t>Pre-Course Test</w:t>
             </w:r>
           </w:p>
@@ -3872,12 +2894,7 @@
             <w:vAlign w:val="top"/>
           </w:tcPr>
           <w:p>
-            <w:r/>
-            <w:r>
-              <w:rPr>
-                <w:b/>
-                <w:sz w:val="17"/>
-              </w:rPr>
+            <w:r>
               <w:t>Teacher Notes</w:t>
             </w:r>
           </w:p>
@@ -3890,12 +2907,7 @@
             <w:vAlign w:val="top"/>
           </w:tcPr>
           <w:p>
-            <w:r/>
-            <w:r>
-              <w:rPr>
-                <w:b w:val="0"/>
-                <w:sz w:val="17"/>
-              </w:rPr>
+            <w:r>
               <w:t>Tinkercad CAD</w:t>
             </w:r>
           </w:p>
@@ -3906,12 +2918,7 @@
             <w:vAlign w:val="top"/>
           </w:tcPr>
           <w:p>
-            <w:r/>
-            <w:r>
-              <w:rPr>
-                <w:b w:val="0"/>
-                <w:sz w:val="17"/>
-              </w:rPr>
+            <w:r>
               <w:t>Create a test object, export screenshot or STL, save/share file.</w:t>
             </w:r>
           </w:p>
@@ -3922,12 +2929,7 @@
             <w:vAlign w:val="top"/>
           </w:tcPr>
           <w:p>
-            <w:r/>
-            <w:r>
-              <w:rPr>
-                <w:b w:val="0"/>
-                <w:sz w:val="17"/>
-              </w:rPr>
+            <w:r>
               <w:t>Confirm classroom setup and student login method.</w:t>
             </w:r>
           </w:p>
@@ -3940,12 +2942,7 @@
             <w:vAlign w:val="top"/>
           </w:tcPr>
           <w:p>
-            <w:r/>
-            <w:r>
-              <w:rPr>
-                <w:b w:val="0"/>
-                <w:sz w:val="17"/>
-              </w:rPr>
+            <w:r>
               <w:t>Tinkercad Circuits</w:t>
             </w:r>
           </w:p>
@@ -3956,12 +2953,7 @@
             <w:vAlign w:val="top"/>
           </w:tcPr>
           <w:p>
-            <w:r/>
-            <w:r>
-              <w:rPr>
-                <w:b w:val="0"/>
-                <w:sz w:val="17"/>
-              </w:rPr>
+            <w:r>
               <w:t>Create LED + resistor circuit, run simulation, export screenshot.</w:t>
             </w:r>
           </w:p>
@@ -3972,12 +2964,7 @@
             <w:vAlign w:val="top"/>
           </w:tcPr>
           <w:p>
-            <w:r/>
-            <w:r>
-              <w:rPr>
-                <w:b w:val="0"/>
-                <w:sz w:val="17"/>
-              </w:rPr>
+            <w:r>
               <w:t>Good backup for no-hardware days.</w:t>
             </w:r>
           </w:p>
@@ -3990,12 +2977,7 @@
             <w:vAlign w:val="top"/>
           </w:tcPr>
           <w:p>
-            <w:r/>
-            <w:r>
-              <w:rPr>
-                <w:b w:val="0"/>
-                <w:sz w:val="17"/>
-              </w:rPr>
+            <w:r>
               <w:t>Onshape / advanced CAD</w:t>
             </w:r>
           </w:p>
@@ -4006,12 +2988,7 @@
             <w:vAlign w:val="top"/>
           </w:tcPr>
           <w:p>
-            <w:r/>
-            <w:r>
-              <w:rPr>
-                <w:b w:val="0"/>
-                <w:sz w:val="17"/>
-              </w:rPr>
+            <w:r>
               <w:t>Create part, sketch, extrude, export image or file.</w:t>
             </w:r>
           </w:p>
@@ -4022,12 +2999,7 @@
             <w:vAlign w:val="top"/>
           </w:tcPr>
           <w:p>
-            <w:r/>
-            <w:r>
-              <w:rPr>
-                <w:b w:val="0"/>
-                <w:sz w:val="17"/>
-              </w:rPr>
+            <w:r>
               <w:t>Use only if teacher has support capacity.</w:t>
             </w:r>
           </w:p>
@@ -4040,12 +3012,7 @@
             <w:vAlign w:val="top"/>
           </w:tcPr>
           <w:p>
-            <w:r/>
-            <w:r>
-              <w:rPr>
-                <w:b w:val="0"/>
-                <w:sz w:val="17"/>
-              </w:rPr>
+            <w:r>
               <w:t>Canva / Slides</w:t>
             </w:r>
           </w:p>
@@ -4056,12 +3023,7 @@
             <w:vAlign w:val="top"/>
           </w:tcPr>
           <w:p>
-            <w:r/>
-            <w:r>
-              <w:rPr>
-                <w:b w:val="0"/>
-                <w:sz w:val="17"/>
-              </w:rPr>
+            <w:r>
               <w:t>Create one-page design poster and export PDF/image.</w:t>
             </w:r>
           </w:p>
@@ -4072,12 +3034,7 @@
             <w:vAlign w:val="top"/>
           </w:tcPr>
           <w:p>
-            <w:r/>
-            <w:r>
-              <w:rPr>
-                <w:b w:val="0"/>
-                <w:sz w:val="17"/>
-              </w:rPr>
+            <w:r>
               <w:t>Use for capstone communication.</w:t>
             </w:r>
           </w:p>
@@ -4090,12 +3047,7 @@
             <w:vAlign w:val="top"/>
           </w:tcPr>
           <w:p>
-            <w:r/>
-            <w:r>
-              <w:rPr>
-                <w:b w:val="0"/>
-                <w:sz w:val="17"/>
-              </w:rPr>
+            <w:r>
               <w:t>Spreadsheet</w:t>
             </w:r>
           </w:p>
@@ -4106,12 +3058,7 @@
             <w:vAlign w:val="top"/>
           </w:tcPr>
           <w:p>
-            <w:r/>
-            <w:r>
-              <w:rPr>
-                <w:b w:val="0"/>
-                <w:sz w:val="17"/>
-              </w:rPr>
+            <w:r>
               <w:t>Enter measurement table, formula average/error, chart if needed.</w:t>
             </w:r>
           </w:p>
@@ -4122,12 +3069,7 @@
             <w:vAlign w:val="top"/>
           </w:tcPr>
           <w:p>
-            <w:r/>
-            <w:r>
-              <w:rPr>
-                <w:b w:val="0"/>
-                <w:sz w:val="17"/>
-              </w:rPr>
+            <w:r>
               <w:t>Use Unit 2 QC report template.</w:t>
             </w:r>
           </w:p>
@@ -4168,12 +3110,7 @@
             <w:vAlign w:val="top"/>
           </w:tcPr>
           <w:p>
-            <w:r/>
-            <w:r>
-              <w:rPr>
-                <w:b/>
-                <w:sz w:val="17"/>
-              </w:rPr>
+            <w:r>
               <w:t>Platform / Device</w:t>
             </w:r>
           </w:p>
@@ -4185,12 +3122,7 @@
             <w:vAlign w:val="top"/>
           </w:tcPr>
           <w:p>
-            <w:r/>
-            <w:r>
-              <w:rPr>
-                <w:b/>
-                <w:sz w:val="17"/>
-              </w:rPr>
+            <w:r>
               <w:t>Setup Steps</w:t>
             </w:r>
           </w:p>
@@ -4202,12 +3134,7 @@
             <w:vAlign w:val="top"/>
           </w:tcPr>
           <w:p>
-            <w:r/>
-            <w:r>
-              <w:rPr>
-                <w:b/>
-                <w:sz w:val="17"/>
-              </w:rPr>
+            <w:r>
               <w:t>Test Result</w:t>
             </w:r>
           </w:p>
@@ -4219,12 +3146,7 @@
             <w:vAlign w:val="top"/>
           </w:tcPr>
           <w:p>
-            <w:r/>
-            <w:r>
-              <w:rPr>
-                <w:b/>
-                <w:sz w:val="17"/>
-              </w:rPr>
+            <w:r>
               <w:t>Notes</w:t>
             </w:r>
           </w:p>
@@ -4237,12 +3159,7 @@
             <w:vAlign w:val="top"/>
           </w:tcPr>
           <w:p>
-            <w:r/>
-            <w:r>
-              <w:rPr>
-                <w:b w:val="0"/>
-                <w:sz w:val="17"/>
-              </w:rPr>
+            <w:r>
               <w:t>micro:bit + MakeCode</w:t>
             </w:r>
           </w:p>
@@ -4253,12 +3170,7 @@
             <w:vAlign w:val="top"/>
           </w:tcPr>
           <w:p>
-            <w:r/>
-            <w:r>
-              <w:rPr>
-                <w:b w:val="0"/>
-                <w:sz w:val="17"/>
-              </w:rPr>
+            <w:r>
               <w:t>Open MakeCode, connect device, download sample LED program, test on device.</w:t>
             </w:r>
           </w:p>
@@ -4269,12 +3181,7 @@
             <w:vAlign w:val="top"/>
           </w:tcPr>
           <w:p>
-            <w:r/>
-            <w:r>
-              <w:rPr>
-                <w:b w:val="0"/>
-                <w:sz w:val="17"/>
-              </w:rPr>
+            <w:r>
               <w:t>Pending</w:t>
             </w:r>
           </w:p>
@@ -4285,12 +3192,7 @@
             <w:vAlign w:val="top"/>
           </w:tcPr>
           <w:p>
-            <w:r/>
-            <w:r>
-              <w:rPr>
-                <w:b w:val="0"/>
-                <w:sz w:val="17"/>
-              </w:rPr>
+            <w:r>
               <w:t>Check USB cables and permissions.</w:t>
             </w:r>
           </w:p>
@@ -4303,12 +3205,7 @@
             <w:vAlign w:val="top"/>
           </w:tcPr>
           <w:p>
-            <w:r/>
-            <w:r>
-              <w:rPr>
-                <w:b w:val="0"/>
-                <w:sz w:val="17"/>
-              </w:rPr>
+            <w:r>
               <w:t>Arduino IDE</w:t>
             </w:r>
           </w:p>
@@ -4319,12 +3216,7 @@
             <w:vAlign w:val="top"/>
           </w:tcPr>
           <w:p>
-            <w:r/>
-            <w:r>
-              <w:rPr>
-                <w:b w:val="0"/>
-                <w:sz w:val="17"/>
-              </w:rPr>
+            <w:r>
               <w:t>Install IDE, board drivers, select board/port, upload Blink sketch.</w:t>
             </w:r>
           </w:p>
@@ -4335,12 +3227,7 @@
             <w:vAlign w:val="top"/>
           </w:tcPr>
           <w:p>
-            <w:r/>
-            <w:r>
-              <w:rPr>
-                <w:b w:val="0"/>
-                <w:sz w:val="17"/>
-              </w:rPr>
+            <w:r>
               <w:t>Pending</w:t>
             </w:r>
           </w:p>
@@ -4351,12 +3238,7 @@
             <w:vAlign w:val="top"/>
           </w:tcPr>
           <w:p>
-            <w:r/>
-            <w:r>
-              <w:rPr>
-                <w:b w:val="0"/>
-                <w:sz w:val="17"/>
-              </w:rPr>
+            <w:r>
               <w:t>May require admin rights.</w:t>
             </w:r>
           </w:p>
@@ -4369,12 +3251,7 @@
             <w:vAlign w:val="top"/>
           </w:tcPr>
           <w:p>
-            <w:r/>
-            <w:r>
-              <w:rPr>
-                <w:b w:val="0"/>
-                <w:sz w:val="17"/>
-              </w:rPr>
+            <w:r>
               <w:t>Sensors</w:t>
             </w:r>
           </w:p>
@@ -4385,12 +3262,7 @@
             <w:vAlign w:val="top"/>
           </w:tcPr>
           <w:p>
-            <w:r/>
-            <w:r>
-              <w:rPr>
-                <w:b w:val="0"/>
-                <w:sz w:val="17"/>
-              </w:rPr>
+            <w:r>
               <w:t>Test light/sound/moisture/button input using sample code.</w:t>
             </w:r>
           </w:p>
@@ -4401,12 +3273,7 @@
             <w:vAlign w:val="top"/>
           </w:tcPr>
           <w:p>
-            <w:r/>
-            <w:r>
-              <w:rPr>
-                <w:b w:val="0"/>
-                <w:sz w:val="17"/>
-              </w:rPr>
+            <w:r>
               <w:t>Pending</w:t>
             </w:r>
           </w:p>
@@ -4417,12 +3284,7 @@
             <w:vAlign w:val="top"/>
           </w:tcPr>
           <w:p>
-            <w:r/>
-            <w:r>
-              <w:rPr>
-                <w:b w:val="0"/>
-                <w:sz w:val="17"/>
-              </w:rPr>
+            <w:r>
               <w:t>Label working sensor kits.</w:t>
             </w:r>
           </w:p>
@@ -4435,12 +3297,7 @@
             <w:vAlign w:val="top"/>
           </w:tcPr>
           <w:p>
-            <w:r/>
-            <w:r>
-              <w:rPr>
-                <w:b w:val="0"/>
-                <w:sz w:val="17"/>
-              </w:rPr>
+            <w:r>
               <w:t>Serial monitor / data capture</w:t>
             </w:r>
           </w:p>
@@ -4451,12 +3308,7 @@
             <w:vAlign w:val="top"/>
           </w:tcPr>
           <w:p>
-            <w:r/>
-            <w:r>
-              <w:rPr>
-                <w:b w:val="0"/>
-                <w:sz w:val="17"/>
-              </w:rPr>
+            <w:r>
               <w:t>Confirm data can be viewed or exported if needed.</w:t>
             </w:r>
           </w:p>
@@ -4467,12 +3319,7 @@
             <w:vAlign w:val="top"/>
           </w:tcPr>
           <w:p>
-            <w:r/>
-            <w:r>
-              <w:rPr>
-                <w:b w:val="0"/>
-                <w:sz w:val="17"/>
-              </w:rPr>
+            <w:r>
               <w:t>Pending</w:t>
             </w:r>
           </w:p>
@@ -4483,12 +3330,7 @@
             <w:vAlign w:val="top"/>
           </w:tcPr>
           <w:p>
-            <w:r/>
-            <w:r>
-              <w:rPr>
-                <w:b w:val="0"/>
-                <w:sz w:val="17"/>
-              </w:rPr>
+            <w:r>
               <w:t>Use for testing logs.</w:t>
             </w:r>
           </w:p>
@@ -4501,12 +3343,7 @@
             <w:vAlign w:val="top"/>
           </w:tcPr>
           <w:p>
-            <w:r/>
-            <w:r>
-              <w:rPr>
-                <w:b w:val="0"/>
-                <w:sz w:val="17"/>
-              </w:rPr>
+            <w:r>
               <w:t>Simulation backup</w:t>
             </w:r>
           </w:p>
@@ -4517,12 +3354,7 @@
             <w:vAlign w:val="top"/>
           </w:tcPr>
           <w:p>
-            <w:r/>
-            <w:r>
-              <w:rPr>
-                <w:b w:val="0"/>
-                <w:sz w:val="17"/>
-              </w:rPr>
+            <w:r>
               <w:t>Confirm equivalent circuit or code simulation works online.</w:t>
             </w:r>
           </w:p>
@@ -4533,12 +3365,7 @@
             <w:vAlign w:val="top"/>
           </w:tcPr>
           <w:p>
-            <w:r/>
-            <w:r>
-              <w:rPr>
-                <w:b w:val="0"/>
-                <w:sz w:val="17"/>
-              </w:rPr>
+            <w:r>
               <w:t>Pending</w:t>
             </w:r>
           </w:p>
@@ -4549,12 +3376,7 @@
             <w:vAlign w:val="top"/>
           </w:tcPr>
           <w:p>
-            <w:r/>
-            <w:r>
-              <w:rPr>
-                <w:b w:val="0"/>
-                <w:sz w:val="17"/>
-              </w:rPr>
+            <w:r>
               <w:t>Use if hardware unavailable.</w:t>
             </w:r>
           </w:p>
@@ -4718,12 +3540,7 @@
             <w:vAlign w:val="top"/>
           </w:tcPr>
           <w:p>
-            <w:r/>
-            <w:r>
-              <w:rPr>
-                <w:b/>
-                <w:sz w:val="17"/>
-              </w:rPr>
+            <w:r>
               <w:t>Date</w:t>
             </w:r>
           </w:p>
@@ -4735,12 +3552,7 @@
             <w:vAlign w:val="top"/>
           </w:tcPr>
           <w:p>
-            <w:r/>
-            <w:r>
-              <w:rPr>
-                <w:b/>
-                <w:sz w:val="17"/>
-              </w:rPr>
+            <w:r>
               <w:t>Tool / Platform</w:t>
             </w:r>
           </w:p>
@@ -4752,12 +3564,7 @@
             <w:vAlign w:val="top"/>
           </w:tcPr>
           <w:p>
-            <w:r/>
-            <w:r>
-              <w:rPr>
-                <w:b/>
-                <w:sz w:val="17"/>
-              </w:rPr>
+            <w:r>
               <w:t>Issue</w:t>
             </w:r>
           </w:p>
@@ -4769,12 +3576,7 @@
             <w:vAlign w:val="top"/>
           </w:tcPr>
           <w:p>
-            <w:r/>
-            <w:r>
-              <w:rPr>
-                <w:b/>
-                <w:sz w:val="17"/>
-              </w:rPr>
+            <w:r>
               <w:t>Impact on Instruction</w:t>
             </w:r>
           </w:p>
@@ -4786,12 +3588,7 @@
             <w:vAlign w:val="top"/>
           </w:tcPr>
           <w:p>
-            <w:r/>
-            <w:r>
-              <w:rPr>
-                <w:b/>
-                <w:sz w:val="17"/>
-              </w:rPr>
+            <w:r>
               <w:t>Temporary Workaround</w:t>
             </w:r>
           </w:p>
@@ -4803,12 +3600,7 @@
             <w:vAlign w:val="top"/>
           </w:tcPr>
           <w:p>
-            <w:r/>
-            <w:r>
-              <w:rPr>
-                <w:b/>
-                <w:sz w:val="17"/>
-              </w:rPr>
+            <w:r>
               <w:t>Escalated To</w:t>
             </w:r>
           </w:p>
@@ -4820,12 +3612,7 @@
             <w:vAlign w:val="top"/>
           </w:tcPr>
           <w:p>
-            <w:r/>
-            <w:r>
-              <w:rPr>
-                <w:b/>
-                <w:sz w:val="17"/>
-              </w:rPr>
+            <w:r>
               <w:t>Resolution / Follow-Up</w:t>
             </w:r>
           </w:p>
@@ -4838,12 +3625,7 @@
             <w:vAlign w:val="top"/>
           </w:tcPr>
           <w:p>
-            <w:r/>
-            <w:r>
-              <w:rPr>
-                <w:b w:val="0"/>
-                <w:sz w:val="17"/>
-              </w:rPr>
+            <w:r>
               <w:t>2026-05-12</w:t>
             </w:r>
           </w:p>
@@ -4854,12 +3636,7 @@
             <w:vAlign w:val="top"/>
           </w:tcPr>
           <w:p>
-            <w:r/>
-            <w:r>
-              <w:rPr>
-                <w:b w:val="0"/>
-                <w:sz w:val="17"/>
-              </w:rPr>
+            <w:r>
               <w:t>Tool / platform</w:t>
             </w:r>
           </w:p>
@@ -4870,12 +3647,7 @@
             <w:vAlign w:val="top"/>
           </w:tcPr>
           <w:p>
-            <w:r/>
-            <w:r>
-              <w:rPr>
-                <w:b w:val="0"/>
-                <w:sz w:val="17"/>
-              </w:rPr>
+            <w:r>
               <w:t>Issue / note</w:t>
             </w:r>
           </w:p>
@@ -4886,12 +3658,7 @@
             <w:vAlign w:val="top"/>
           </w:tcPr>
           <w:p>
-            <w:r/>
-            <w:r>
-              <w:rPr>
-                <w:b w:val="0"/>
-                <w:sz w:val="17"/>
-              </w:rPr>
+            <w:r>
               <w:t>Low / Medium / High</w:t>
             </w:r>
           </w:p>
@@ -4902,12 +3669,7 @@
             <w:vAlign w:val="top"/>
           </w:tcPr>
           <w:p>
-            <w:r/>
-            <w:r>
-              <w:rPr>
-                <w:b w:val="0"/>
-                <w:sz w:val="17"/>
-              </w:rPr>
+            <w:r>
               <w:t>Temporary workaround</w:t>
             </w:r>
           </w:p>
@@ -4918,12 +3680,7 @@
             <w:vAlign w:val="top"/>
           </w:tcPr>
           <w:p>
-            <w:r/>
-            <w:r>
-              <w:rPr>
-                <w:b w:val="0"/>
-                <w:sz w:val="17"/>
-              </w:rPr>
+            <w:r>
               <w:t>Carlos Chen</w:t>
             </w:r>
           </w:p>
@@ -4934,12 +3691,7 @@
             <w:vAlign w:val="top"/>
           </w:tcPr>
           <w:p>
-            <w:r/>
-            <w:r>
-              <w:rPr>
-                <w:b w:val="0"/>
-                <w:sz w:val="17"/>
-              </w:rPr>
+            <w:r>
               <w:t>Resolution / follow-up</w:t>
             </w:r>
           </w:p>
@@ -4952,12 +3704,7 @@
             <w:vAlign w:val="top"/>
           </w:tcPr>
           <w:p>
-            <w:r/>
-            <w:r>
-              <w:rPr>
-                <w:b w:val="0"/>
-                <w:sz w:val="17"/>
-              </w:rPr>
+            <w:r>
               <w:t>2026-05-12</w:t>
             </w:r>
           </w:p>
@@ -4968,12 +3715,7 @@
             <w:vAlign w:val="top"/>
           </w:tcPr>
           <w:p>
-            <w:r/>
-            <w:r>
-              <w:rPr>
-                <w:b w:val="0"/>
-                <w:sz w:val="17"/>
-              </w:rPr>
+            <w:r>
               <w:t>Tool / platform</w:t>
             </w:r>
           </w:p>
@@ -4984,12 +3726,7 @@
             <w:vAlign w:val="top"/>
           </w:tcPr>
           <w:p>
-            <w:r/>
-            <w:r>
-              <w:rPr>
-                <w:b w:val="0"/>
-                <w:sz w:val="17"/>
-              </w:rPr>
+            <w:r>
               <w:t>Issue / note</w:t>
             </w:r>
           </w:p>
@@ -5000,12 +3737,7 @@
             <w:vAlign w:val="top"/>
           </w:tcPr>
           <w:p>
-            <w:r/>
-            <w:r>
-              <w:rPr>
-                <w:b w:val="0"/>
-                <w:sz w:val="17"/>
-              </w:rPr>
+            <w:r>
               <w:t>Low / Medium / High</w:t>
             </w:r>
           </w:p>
@@ -5016,12 +3748,7 @@
             <w:vAlign w:val="top"/>
           </w:tcPr>
           <w:p>
-            <w:r/>
-            <w:r>
-              <w:rPr>
-                <w:b w:val="0"/>
-                <w:sz w:val="17"/>
-              </w:rPr>
+            <w:r>
               <w:t>Temporary workaround</w:t>
             </w:r>
           </w:p>
@@ -5032,12 +3759,7 @@
             <w:vAlign w:val="top"/>
           </w:tcPr>
           <w:p>
-            <w:r/>
-            <w:r>
-              <w:rPr>
-                <w:b w:val="0"/>
-                <w:sz w:val="17"/>
-              </w:rPr>
+            <w:r>
               <w:t>Carlos Chen</w:t>
             </w:r>
           </w:p>
@@ -5048,12 +3770,7 @@
             <w:vAlign w:val="top"/>
           </w:tcPr>
           <w:p>
-            <w:r/>
-            <w:r>
-              <w:rPr>
-                <w:b w:val="0"/>
-                <w:sz w:val="17"/>
-              </w:rPr>
+            <w:r>
               <w:t>Resolution / follow-up</w:t>
             </w:r>
           </w:p>
@@ -5214,12 +3931,7 @@
             <w:vAlign w:val="top"/>
           </w:tcPr>
           <w:p>
-            <w:r/>
-            <w:r>
-              <w:rPr>
-                <w:b/>
-                <w:sz w:val="17"/>
-              </w:rPr>
+            <w:r>
               <w:t>Evidence Item</w:t>
             </w:r>
           </w:p>
@@ -5231,12 +3943,7 @@
             <w:vAlign w:val="top"/>
           </w:tcPr>
           <w:p>
-            <w:r/>
-            <w:r>
-              <w:rPr>
-                <w:b/>
-                <w:sz w:val="17"/>
-              </w:rPr>
+            <w:r>
               <w:t>Location</w:t>
             </w:r>
           </w:p>
@@ -5248,12 +3955,7 @@
             <w:vAlign w:val="top"/>
           </w:tcPr>
           <w:p>
-            <w:r/>
-            <w:r>
-              <w:rPr>
-                <w:b/>
-                <w:sz w:val="17"/>
-              </w:rPr>
+            <w:r>
               <w:t>Completed By</w:t>
             </w:r>
           </w:p>
@@ -5265,12 +3967,7 @@
             <w:vAlign w:val="top"/>
           </w:tcPr>
           <w:p>
-            <w:r/>
-            <w:r>
-              <w:rPr>
-                <w:b/>
-                <w:sz w:val="17"/>
-              </w:rPr>
+            <w:r>
               <w:t>Date Verified</w:t>
             </w:r>
           </w:p>
@@ -5283,12 +3980,7 @@
             <w:vAlign w:val="top"/>
           </w:tcPr>
           <w:p>
-            <w:r/>
-            <w:r>
-              <w:rPr>
-                <w:b w:val="0"/>
-                <w:sz w:val="17"/>
-              </w:rPr>
+            <w:r>
               <w:t>Completed technology platform inventory</w:t>
             </w:r>
           </w:p>
@@ -5299,12 +3991,7 @@
             <w:vAlign w:val="top"/>
           </w:tcPr>
           <w:p>
-            <w:r/>
-            <w:r>
-              <w:rPr>
-                <w:b w:val="0"/>
-                <w:sz w:val="17"/>
-              </w:rPr>
+            <w:r>
               <w:t>Webtree Academy LMS / shared drive / inspection binder</w:t>
             </w:r>
           </w:p>
@@ -5315,12 +4002,7 @@
             <w:vAlign w:val="top"/>
           </w:tcPr>
           <w:p>
-            <w:r/>
-            <w:r>
-              <w:rPr>
-                <w:b w:val="0"/>
-                <w:sz w:val="17"/>
-              </w:rPr>
+            <w:r>
               <w:t>Carlos Chen</w:t>
             </w:r>
           </w:p>
@@ -5331,12 +4013,7 @@
             <w:vAlign w:val="top"/>
           </w:tcPr>
           <w:p>
-            <w:r/>
-            <w:r>
-              <w:rPr>
-                <w:b w:val="0"/>
-                <w:sz w:val="17"/>
-              </w:rPr>
+            <w:r>
               <w:t>2026-05-12</w:t>
             </w:r>
           </w:p>
@@ -5349,12 +4026,7 @@
             <w:vAlign w:val="top"/>
           </w:tcPr>
           <w:p>
-            <w:r/>
-            <w:r>
-              <w:rPr>
-                <w:b w:val="0"/>
-                <w:sz w:val="17"/>
-              </w:rPr>
+            <w:r>
               <w:t>Student account access roster</w:t>
             </w:r>
           </w:p>
@@ -5365,12 +4037,7 @@
             <w:vAlign w:val="top"/>
           </w:tcPr>
           <w:p>
-            <w:r/>
-            <w:r>
-              <w:rPr>
-                <w:b w:val="0"/>
-                <w:sz w:val="17"/>
-              </w:rPr>
+            <w:r>
               <w:t>Webtree Academy LMS / shared drive / inspection binder</w:t>
             </w:r>
           </w:p>
@@ -5381,12 +4048,7 @@
             <w:vAlign w:val="top"/>
           </w:tcPr>
           <w:p>
-            <w:r/>
-            <w:r>
-              <w:rPr>
-                <w:b w:val="0"/>
-                <w:sz w:val="17"/>
-              </w:rPr>
+            <w:r>
               <w:t>Carlos Chen</w:t>
             </w:r>
           </w:p>
@@ -5397,12 +4059,7 @@
             <w:vAlign w:val="top"/>
           </w:tcPr>
           <w:p>
-            <w:r/>
-            <w:r>
-              <w:rPr>
-                <w:b w:val="0"/>
-                <w:sz w:val="17"/>
-              </w:rPr>
+            <w:r>
               <w:t>2026-05-12</w:t>
             </w:r>
           </w:p>
@@ -5415,12 +4072,7 @@
             <w:vAlign w:val="top"/>
           </w:tcPr>
           <w:p>
-            <w:r/>
-            <w:r>
-              <w:rPr>
-                <w:b w:val="0"/>
-                <w:sz w:val="17"/>
-              </w:rPr>
+            <w:r>
               <w:t>Privacy and permission review notes</w:t>
             </w:r>
           </w:p>
@@ -5431,12 +4083,7 @@
             <w:vAlign w:val="top"/>
           </w:tcPr>
           <w:p>
-            <w:r/>
-            <w:r>
-              <w:rPr>
-                <w:b w:val="0"/>
-                <w:sz w:val="17"/>
-              </w:rPr>
+            <w:r>
               <w:t>Webtree Academy LMS / shared drive / inspection binder</w:t>
             </w:r>
           </w:p>
@@ -5447,12 +4094,7 @@
             <w:vAlign w:val="top"/>
           </w:tcPr>
           <w:p>
-            <w:r/>
-            <w:r>
-              <w:rPr>
-                <w:b w:val="0"/>
-                <w:sz w:val="17"/>
-              </w:rPr>
+            <w:r>
               <w:t>Carlos Chen</w:t>
             </w:r>
           </w:p>
@@ -5463,12 +4105,7 @@
             <w:vAlign w:val="top"/>
           </w:tcPr>
           <w:p>
-            <w:r/>
-            <w:r>
-              <w:rPr>
-                <w:b w:val="0"/>
-                <w:sz w:val="17"/>
-              </w:rPr>
+            <w:r>
               <w:t>2026-05-12</w:t>
             </w:r>
           </w:p>
@@ -5481,12 +4118,7 @@
             <w:vAlign w:val="top"/>
           </w:tcPr>
           <w:p>
-            <w:r/>
-            <w:r>
-              <w:rPr>
-                <w:b w:val="0"/>
-                <w:sz w:val="17"/>
-              </w:rPr>
+            <w:r>
               <w:t>AI tool setup and control checklist</w:t>
             </w:r>
           </w:p>
@@ -5497,12 +4129,7 @@
             <w:vAlign w:val="top"/>
           </w:tcPr>
           <w:p>
-            <w:r/>
-            <w:r>
-              <w:rPr>
-                <w:b w:val="0"/>
-                <w:sz w:val="17"/>
-              </w:rPr>
+            <w:r>
               <w:t>Webtree Academy LMS / shared drive / inspection binder</w:t>
             </w:r>
           </w:p>
@@ -5513,12 +4140,7 @@
             <w:vAlign w:val="top"/>
           </w:tcPr>
           <w:p>
-            <w:r/>
-            <w:r>
-              <w:rPr>
-                <w:b w:val="0"/>
-                <w:sz w:val="17"/>
-              </w:rPr>
+            <w:r>
               <w:t>Carlos Chen</w:t>
             </w:r>
           </w:p>
@@ -5529,12 +4151,7 @@
             <w:vAlign w:val="top"/>
           </w:tcPr>
           <w:p>
-            <w:r/>
-            <w:r>
-              <w:rPr>
-                <w:b w:val="0"/>
-                <w:sz w:val="17"/>
-              </w:rPr>
+            <w:r>
               <w:t>2026-05-12</w:t>
             </w:r>
           </w:p>
@@ -5547,12 +4164,7 @@
             <w:vAlign w:val="top"/>
           </w:tcPr>
           <w:p>
-            <w:r/>
-            <w:r>
-              <w:rPr>
-                <w:b w:val="0"/>
-                <w:sz w:val="17"/>
-              </w:rPr>
+            <w:r>
               <w:t>CAD / simulation test screenshots or teacher notes</w:t>
             </w:r>
           </w:p>
@@ -5563,12 +4175,7 @@
             <w:vAlign w:val="top"/>
           </w:tcPr>
           <w:p>
-            <w:r/>
-            <w:r>
-              <w:rPr>
-                <w:b w:val="0"/>
-                <w:sz w:val="17"/>
-              </w:rPr>
+            <w:r>
               <w:t>Webtree Academy LMS / shared drive / inspection binder</w:t>
             </w:r>
           </w:p>
@@ -5579,12 +4186,7 @@
             <w:vAlign w:val="top"/>
           </w:tcPr>
           <w:p>
-            <w:r/>
-            <w:r>
-              <w:rPr>
-                <w:b w:val="0"/>
-                <w:sz w:val="17"/>
-              </w:rPr>
+            <w:r>
               <w:t>Carlos Chen</w:t>
             </w:r>
           </w:p>
@@ -5595,12 +4197,7 @@
             <w:vAlign w:val="top"/>
           </w:tcPr>
           <w:p>
-            <w:r/>
-            <w:r>
-              <w:rPr>
-                <w:b w:val="0"/>
-                <w:sz w:val="17"/>
-              </w:rPr>
+            <w:r>
               <w:t>2026-05-12</w:t>
             </w:r>
           </w:p>
@@ -5613,12 +4210,7 @@
             <w:vAlign w:val="top"/>
           </w:tcPr>
           <w:p>
-            <w:r/>
-            <w:r>
-              <w:rPr>
-                <w:b w:val="0"/>
-                <w:sz w:val="17"/>
-              </w:rPr>
+            <w:r>
               <w:t>Microcontroller software test record</w:t>
             </w:r>
           </w:p>
@@ -5629,12 +4221,7 @@
             <w:vAlign w:val="top"/>
           </w:tcPr>
           <w:p>
-            <w:r/>
-            <w:r>
-              <w:rPr>
-                <w:b w:val="0"/>
-                <w:sz w:val="17"/>
-              </w:rPr>
+            <w:r>
               <w:t>Webtree Academy LMS / shared drive / inspection binder</w:t>
             </w:r>
           </w:p>
@@ -5645,12 +4232,7 @@
             <w:vAlign w:val="top"/>
           </w:tcPr>
           <w:p>
-            <w:r/>
-            <w:r>
-              <w:rPr>
-                <w:b w:val="0"/>
-                <w:sz w:val="17"/>
-              </w:rPr>
+            <w:r>
               <w:t>Carlos Chen</w:t>
             </w:r>
           </w:p>
@@ -5661,12 +4243,7 @@
             <w:vAlign w:val="top"/>
           </w:tcPr>
           <w:p>
-            <w:r/>
-            <w:r>
-              <w:rPr>
-                <w:b w:val="0"/>
-                <w:sz w:val="17"/>
-              </w:rPr>
+            <w:r>
               <w:t>2026-05-12</w:t>
             </w:r>
           </w:p>
@@ -5679,12 +4256,7 @@
             <w:vAlign w:val="top"/>
           </w:tcPr>
           <w:p>
-            <w:r/>
-            <w:r>
-              <w:rPr>
-                <w:b w:val="0"/>
-                <w:sz w:val="17"/>
-              </w:rPr>
+            <w:r>
               <w:t>Troubleshooting and resolution log</w:t>
             </w:r>
           </w:p>
@@ -5695,12 +4267,7 @@
             <w:vAlign w:val="top"/>
           </w:tcPr>
           <w:p>
-            <w:r/>
-            <w:r>
-              <w:rPr>
-                <w:b w:val="0"/>
-                <w:sz w:val="17"/>
-              </w:rPr>
+            <w:r>
               <w:t>Webtree Academy LMS / shared drive / inspection binder</w:t>
             </w:r>
           </w:p>
@@ -5711,12 +4278,7 @@
             <w:vAlign w:val="top"/>
           </w:tcPr>
           <w:p>
-            <w:r/>
-            <w:r>
-              <w:rPr>
-                <w:b w:val="0"/>
-                <w:sz w:val="17"/>
-              </w:rPr>
+            <w:r>
               <w:t>Carlos Chen</w:t>
             </w:r>
           </w:p>
@@ -5727,12 +4289,7 @@
             <w:vAlign w:val="top"/>
           </w:tcPr>
           <w:p>
-            <w:r/>
-            <w:r>
-              <w:rPr>
-                <w:b w:val="0"/>
-                <w:sz w:val="17"/>
-              </w:rPr>
+            <w:r>
               <w:t>2026-05-12</w:t>
             </w:r>
           </w:p>
@@ -5745,12 +4302,7 @@
             <w:vAlign w:val="top"/>
           </w:tcPr>
           <w:p>
-            <w:r/>
-            <w:r>
-              <w:rPr>
-                <w:b w:val="0"/>
-                <w:sz w:val="17"/>
-              </w:rPr>
+            <w:r>
               <w:t>First-week student access verification</w:t>
             </w:r>
           </w:p>
@@ -5761,12 +4313,7 @@
             <w:vAlign w:val="top"/>
           </w:tcPr>
           <w:p>
-            <w:r/>
-            <w:r>
-              <w:rPr>
-                <w:b w:val="0"/>
-                <w:sz w:val="17"/>
-              </w:rPr>
+            <w:r>
               <w:t>Webtree Academy LMS / shared drive / inspection binder</w:t>
             </w:r>
           </w:p>
@@ -5777,12 +4324,7 @@
             <w:vAlign w:val="top"/>
           </w:tcPr>
           <w:p>
-            <w:r/>
-            <w:r>
-              <w:rPr>
-                <w:b w:val="0"/>
-                <w:sz w:val="17"/>
-              </w:rPr>
+            <w:r>
               <w:t>Carlos Chen</w:t>
             </w:r>
           </w:p>
@@ -5793,12 +4335,7 @@
             <w:vAlign w:val="top"/>
           </w:tcPr>
           <w:p>
-            <w:r/>
-            <w:r>
-              <w:rPr>
-                <w:b w:val="0"/>
-                <w:sz w:val="17"/>
-              </w:rPr>
+            <w:r>
               <w:t>2026-05-12</w:t>
             </w:r>
           </w:p>
@@ -5840,12 +4377,7 @@
             <w:vAlign w:val="top"/>
           </w:tcPr>
           <w:p>
-            <w:r/>
-            <w:r>
-              <w:rPr>
-                <w:b/>
-                <w:sz w:val="17"/>
-              </w:rPr>
+            <w:r>
               <w:t>Review Item</w:t>
             </w:r>
           </w:p>
@@ -5857,12 +4389,7 @@
             <w:vAlign w:val="top"/>
           </w:tcPr>
           <w:p>
-            <w:r/>
-            <w:r>
-              <w:rPr>
-                <w:b/>
-                <w:sz w:val="17"/>
-              </w:rPr>
+            <w:r>
               <w:t>Status</w:t>
             </w:r>
           </w:p>
@@ -5874,12 +4401,7 @@
             <w:vAlign w:val="top"/>
           </w:tcPr>
           <w:p>
-            <w:r/>
-            <w:r>
-              <w:rPr>
-                <w:b/>
-                <w:sz w:val="17"/>
-              </w:rPr>
+            <w:r>
               <w:t>Reviewer Initials</w:t>
             </w:r>
           </w:p>
@@ -5891,12 +4413,7 @@
             <w:vAlign w:val="top"/>
           </w:tcPr>
           <w:p>
-            <w:r/>
-            <w:r>
-              <w:rPr>
-                <w:b/>
-                <w:sz w:val="17"/>
-              </w:rPr>
+            <w:r>
               <w:t>Date</w:t>
             </w:r>
           </w:p>
@@ -5908,12 +4425,7 @@
             <w:vAlign w:val="top"/>
           </w:tcPr>
           <w:p>
-            <w:r/>
-            <w:r>
-              <w:rPr>
-                <w:b/>
-                <w:sz w:val="17"/>
-              </w:rPr>
+            <w:r>
               <w:t>Notes</w:t>
             </w:r>
           </w:p>
@@ -5926,14 +4438,29 @@
             <w:vAlign w:val="top"/>
           </w:tcPr>
           <w:p>
+            <w:r>
+              <w:t>LMS and course shell ready</w:t>
+            </w:r>
+          </w:p>
+        </w:tc>
+        <w:tc>
+          <w:tcPr>
+            <w:tcW w:type="dxa" w:w="2074"/>
+            <w:vAlign w:val="top"/>
+          </w:tcPr>
+          <w:p>
+            <w:r>
+              <w:t>Pending</w:t>
+            </w:r>
+          </w:p>
+        </w:tc>
+        <w:tc>
+          <w:tcPr>
+            <w:tcW w:type="dxa" w:w="2074"/>
+            <w:vAlign w:val="top"/>
+          </w:tcPr>
+          <w:p>
             <w:r/>
-            <w:r>
-              <w:rPr>
-                <w:b w:val="0"/>
-                <w:sz w:val="17"/>
-              </w:rPr>
-              <w:t>LMS and course shell ready</w:t>
-            </w:r>
           </w:p>
         </w:tc>
         <w:tc>
@@ -5943,13 +4470,6 @@
           </w:tcPr>
           <w:p>
             <w:r/>
-            <w:r>
-              <w:rPr>
-                <w:b w:val="0"/>
-                <w:sz w:val="17"/>
-              </w:rPr>
-              <w:t>Pending</w:t>
-            </w:r>
           </w:p>
         </w:tc>
         <w:tc>
@@ -5959,42 +4479,6 @@
           </w:tcPr>
           <w:p>
             <w:r/>
-            <w:r>
-              <w:rPr>
-                <w:b w:val="0"/>
-                <w:sz w:val="17"/>
-              </w:rPr>
-            </w:r>
-          </w:p>
-        </w:tc>
-        <w:tc>
-          <w:tcPr>
-            <w:tcW w:type="dxa" w:w="2074"/>
-            <w:vAlign w:val="top"/>
-          </w:tcPr>
-          <w:p>
-            <w:r/>
-            <w:r>
-              <w:rPr>
-                <w:b w:val="0"/>
-                <w:sz w:val="17"/>
-              </w:rPr>
-            </w:r>
-          </w:p>
-        </w:tc>
-        <w:tc>
-          <w:tcPr>
-            <w:tcW w:type="dxa" w:w="2074"/>
-            <w:vAlign w:val="top"/>
-          </w:tcPr>
-          <w:p>
-            <w:r/>
-            <w:r>
-              <w:rPr>
-                <w:b w:val="0"/>
-                <w:sz w:val="17"/>
-              </w:rPr>
-            </w:r>
           </w:p>
         </w:tc>
       </w:tr>
@@ -6005,14 +4489,29 @@
             <w:vAlign w:val="top"/>
           </w:tcPr>
           <w:p>
+            <w:r>
+              <w:t>Student account access verified</w:t>
+            </w:r>
+          </w:p>
+        </w:tc>
+        <w:tc>
+          <w:tcPr>
+            <w:tcW w:type="dxa" w:w="2074"/>
+            <w:vAlign w:val="top"/>
+          </w:tcPr>
+          <w:p>
+            <w:r>
+              <w:t>Pending</w:t>
+            </w:r>
+          </w:p>
+        </w:tc>
+        <w:tc>
+          <w:tcPr>
+            <w:tcW w:type="dxa" w:w="2074"/>
+            <w:vAlign w:val="top"/>
+          </w:tcPr>
+          <w:p>
             <w:r/>
-            <w:r>
-              <w:rPr>
-                <w:b w:val="0"/>
-                <w:sz w:val="17"/>
-              </w:rPr>
-              <w:t>Student account access verified</w:t>
-            </w:r>
           </w:p>
         </w:tc>
         <w:tc>
@@ -6022,13 +4521,6 @@
           </w:tcPr>
           <w:p>
             <w:r/>
-            <w:r>
-              <w:rPr>
-                <w:b w:val="0"/>
-                <w:sz w:val="17"/>
-              </w:rPr>
-              <w:t>Pending</w:t>
-            </w:r>
           </w:p>
         </w:tc>
         <w:tc>
@@ -6038,42 +4530,6 @@
           </w:tcPr>
           <w:p>
             <w:r/>
-            <w:r>
-              <w:rPr>
-                <w:b w:val="0"/>
-                <w:sz w:val="17"/>
-              </w:rPr>
-            </w:r>
-          </w:p>
-        </w:tc>
-        <w:tc>
-          <w:tcPr>
-            <w:tcW w:type="dxa" w:w="2074"/>
-            <w:vAlign w:val="top"/>
-          </w:tcPr>
-          <w:p>
-            <w:r/>
-            <w:r>
-              <w:rPr>
-                <w:b w:val="0"/>
-                <w:sz w:val="17"/>
-              </w:rPr>
-            </w:r>
-          </w:p>
-        </w:tc>
-        <w:tc>
-          <w:tcPr>
-            <w:tcW w:type="dxa" w:w="2074"/>
-            <w:vAlign w:val="top"/>
-          </w:tcPr>
-          <w:p>
-            <w:r/>
-            <w:r>
-              <w:rPr>
-                <w:b w:val="0"/>
-                <w:sz w:val="17"/>
-              </w:rPr>
-            </w:r>
           </w:p>
         </w:tc>
       </w:tr>
@@ -6084,14 +4540,29 @@
             <w:vAlign w:val="top"/>
           </w:tcPr>
           <w:p>
+            <w:r>
+              <w:t>CAD and simulation tools tested</w:t>
+            </w:r>
+          </w:p>
+        </w:tc>
+        <w:tc>
+          <w:tcPr>
+            <w:tcW w:type="dxa" w:w="2074"/>
+            <w:vAlign w:val="top"/>
+          </w:tcPr>
+          <w:p>
+            <w:r>
+              <w:t>Pending</w:t>
+            </w:r>
+          </w:p>
+        </w:tc>
+        <w:tc>
+          <w:tcPr>
+            <w:tcW w:type="dxa" w:w="2074"/>
+            <w:vAlign w:val="top"/>
+          </w:tcPr>
+          <w:p>
             <w:r/>
-            <w:r>
-              <w:rPr>
-                <w:b w:val="0"/>
-                <w:sz w:val="17"/>
-              </w:rPr>
-              <w:t>CAD and simulation tools tested</w:t>
-            </w:r>
           </w:p>
         </w:tc>
         <w:tc>
@@ -6101,13 +4572,6 @@
           </w:tcPr>
           <w:p>
             <w:r/>
-            <w:r>
-              <w:rPr>
-                <w:b w:val="0"/>
-                <w:sz w:val="17"/>
-              </w:rPr>
-              <w:t>Pending</w:t>
-            </w:r>
           </w:p>
         </w:tc>
         <w:tc>
@@ -6117,42 +4581,6 @@
           </w:tcPr>
           <w:p>
             <w:r/>
-            <w:r>
-              <w:rPr>
-                <w:b w:val="0"/>
-                <w:sz w:val="17"/>
-              </w:rPr>
-            </w:r>
-          </w:p>
-        </w:tc>
-        <w:tc>
-          <w:tcPr>
-            <w:tcW w:type="dxa" w:w="2074"/>
-            <w:vAlign w:val="top"/>
-          </w:tcPr>
-          <w:p>
-            <w:r/>
-            <w:r>
-              <w:rPr>
-                <w:b w:val="0"/>
-                <w:sz w:val="17"/>
-              </w:rPr>
-            </w:r>
-          </w:p>
-        </w:tc>
-        <w:tc>
-          <w:tcPr>
-            <w:tcW w:type="dxa" w:w="2074"/>
-            <w:vAlign w:val="top"/>
-          </w:tcPr>
-          <w:p>
-            <w:r/>
-            <w:r>
-              <w:rPr>
-                <w:b w:val="0"/>
-                <w:sz w:val="17"/>
-              </w:rPr>
-            </w:r>
           </w:p>
         </w:tc>
       </w:tr>
@@ -6163,14 +4591,29 @@
             <w:vAlign w:val="top"/>
           </w:tcPr>
           <w:p>
+            <w:r>
+              <w:t>AI policy and tool controls ready</w:t>
+            </w:r>
+          </w:p>
+        </w:tc>
+        <w:tc>
+          <w:tcPr>
+            <w:tcW w:type="dxa" w:w="2074"/>
+            <w:vAlign w:val="top"/>
+          </w:tcPr>
+          <w:p>
+            <w:r>
+              <w:t>Pending</w:t>
+            </w:r>
+          </w:p>
+        </w:tc>
+        <w:tc>
+          <w:tcPr>
+            <w:tcW w:type="dxa" w:w="2074"/>
+            <w:vAlign w:val="top"/>
+          </w:tcPr>
+          <w:p>
             <w:r/>
-            <w:r>
-              <w:rPr>
-                <w:b w:val="0"/>
-                <w:sz w:val="17"/>
-              </w:rPr>
-              <w:t>AI policy and tool controls ready</w:t>
-            </w:r>
           </w:p>
         </w:tc>
         <w:tc>
@@ -6180,13 +4623,6 @@
           </w:tcPr>
           <w:p>
             <w:r/>
-            <w:r>
-              <w:rPr>
-                <w:b w:val="0"/>
-                <w:sz w:val="17"/>
-              </w:rPr>
-              <w:t>Pending</w:t>
-            </w:r>
           </w:p>
         </w:tc>
         <w:tc>
@@ -6196,42 +4632,6 @@
           </w:tcPr>
           <w:p>
             <w:r/>
-            <w:r>
-              <w:rPr>
-                <w:b w:val="0"/>
-                <w:sz w:val="17"/>
-              </w:rPr>
-            </w:r>
-          </w:p>
-        </w:tc>
-        <w:tc>
-          <w:tcPr>
-            <w:tcW w:type="dxa" w:w="2074"/>
-            <w:vAlign w:val="top"/>
-          </w:tcPr>
-          <w:p>
-            <w:r/>
-            <w:r>
-              <w:rPr>
-                <w:b w:val="0"/>
-                <w:sz w:val="17"/>
-              </w:rPr>
-            </w:r>
-          </w:p>
-        </w:tc>
-        <w:tc>
-          <w:tcPr>
-            <w:tcW w:type="dxa" w:w="2074"/>
-            <w:vAlign w:val="top"/>
-          </w:tcPr>
-          <w:p>
-            <w:r/>
-            <w:r>
-              <w:rPr>
-                <w:b w:val="0"/>
-                <w:sz w:val="17"/>
-              </w:rPr>
-            </w:r>
           </w:p>
         </w:tc>
       </w:tr>
@@ -6242,14 +4642,29 @@
             <w:vAlign w:val="top"/>
           </w:tcPr>
           <w:p>
+            <w:r>
+              <w:t>Microcontroller / maker software tested</w:t>
+            </w:r>
+          </w:p>
+        </w:tc>
+        <w:tc>
+          <w:tcPr>
+            <w:tcW w:type="dxa" w:w="2074"/>
+            <w:vAlign w:val="top"/>
+          </w:tcPr>
+          <w:p>
+            <w:r>
+              <w:t>Pending</w:t>
+            </w:r>
+          </w:p>
+        </w:tc>
+        <w:tc>
+          <w:tcPr>
+            <w:tcW w:type="dxa" w:w="2074"/>
+            <w:vAlign w:val="top"/>
+          </w:tcPr>
+          <w:p>
             <w:r/>
-            <w:r>
-              <w:rPr>
-                <w:b w:val="0"/>
-                <w:sz w:val="17"/>
-              </w:rPr>
-              <w:t>Microcontroller / maker software tested</w:t>
-            </w:r>
           </w:p>
         </w:tc>
         <w:tc>
@@ -6259,13 +4674,6 @@
           </w:tcPr>
           <w:p>
             <w:r/>
-            <w:r>
-              <w:rPr>
-                <w:b w:val="0"/>
-                <w:sz w:val="17"/>
-              </w:rPr>
-              <w:t>Pending</w:t>
-            </w:r>
           </w:p>
         </w:tc>
         <w:tc>
@@ -6275,42 +4683,6 @@
           </w:tcPr>
           <w:p>
             <w:r/>
-            <w:r>
-              <w:rPr>
-                <w:b w:val="0"/>
-                <w:sz w:val="17"/>
-              </w:rPr>
-            </w:r>
-          </w:p>
-        </w:tc>
-        <w:tc>
-          <w:tcPr>
-            <w:tcW w:type="dxa" w:w="2074"/>
-            <w:vAlign w:val="top"/>
-          </w:tcPr>
-          <w:p>
-            <w:r/>
-            <w:r>
-              <w:rPr>
-                <w:b w:val="0"/>
-                <w:sz w:val="17"/>
-              </w:rPr>
-            </w:r>
-          </w:p>
-        </w:tc>
-        <w:tc>
-          <w:tcPr>
-            <w:tcW w:type="dxa" w:w="2074"/>
-            <w:vAlign w:val="top"/>
-          </w:tcPr>
-          <w:p>
-            <w:r/>
-            <w:r>
-              <w:rPr>
-                <w:b w:val="0"/>
-                <w:sz w:val="17"/>
-              </w:rPr>
-            </w:r>
           </w:p>
         </w:tc>
       </w:tr>
@@ -6321,14 +4693,29 @@
             <w:vAlign w:val="top"/>
           </w:tcPr>
           <w:p>
+            <w:r>
+              <w:t>Privacy and consent controls reviewed</w:t>
+            </w:r>
+          </w:p>
+        </w:tc>
+        <w:tc>
+          <w:tcPr>
+            <w:tcW w:type="dxa" w:w="2074"/>
+            <w:vAlign w:val="top"/>
+          </w:tcPr>
+          <w:p>
+            <w:r>
+              <w:t>Pending</w:t>
+            </w:r>
+          </w:p>
+        </w:tc>
+        <w:tc>
+          <w:tcPr>
+            <w:tcW w:type="dxa" w:w="2074"/>
+            <w:vAlign w:val="top"/>
+          </w:tcPr>
+          <w:p>
             <w:r/>
-            <w:r>
-              <w:rPr>
-                <w:b w:val="0"/>
-                <w:sz w:val="17"/>
-              </w:rPr>
-              <w:t>Privacy and consent controls reviewed</w:t>
-            </w:r>
           </w:p>
         </w:tc>
         <w:tc>
@@ -6338,13 +4725,6 @@
           </w:tcPr>
           <w:p>
             <w:r/>
-            <w:r>
-              <w:rPr>
-                <w:b w:val="0"/>
-                <w:sz w:val="17"/>
-              </w:rPr>
-              <w:t>Pending</w:t>
-            </w:r>
           </w:p>
         </w:tc>
         <w:tc>
@@ -6354,42 +4734,6 @@
           </w:tcPr>
           <w:p>
             <w:r/>
-            <w:r>
-              <w:rPr>
-                <w:b w:val="0"/>
-                <w:sz w:val="17"/>
-              </w:rPr>
-            </w:r>
-          </w:p>
-        </w:tc>
-        <w:tc>
-          <w:tcPr>
-            <w:tcW w:type="dxa" w:w="2074"/>
-            <w:vAlign w:val="top"/>
-          </w:tcPr>
-          <w:p>
-            <w:r/>
-            <w:r>
-              <w:rPr>
-                <w:b w:val="0"/>
-                <w:sz w:val="17"/>
-              </w:rPr>
-            </w:r>
-          </w:p>
-        </w:tc>
-        <w:tc>
-          <w:tcPr>
-            <w:tcW w:type="dxa" w:w="2074"/>
-            <w:vAlign w:val="top"/>
-          </w:tcPr>
-          <w:p>
-            <w:r/>
-            <w:r>
-              <w:rPr>
-                <w:b w:val="0"/>
-                <w:sz w:val="17"/>
-              </w:rPr>
-            </w:r>
           </w:p>
         </w:tc>
       </w:tr>
@@ -6400,14 +4744,29 @@
             <w:vAlign w:val="top"/>
           </w:tcPr>
           <w:p>
+            <w:r>
+              <w:t>Backup plan for technology disruption prepared</w:t>
+            </w:r>
+          </w:p>
+        </w:tc>
+        <w:tc>
+          <w:tcPr>
+            <w:tcW w:type="dxa" w:w="2074"/>
+            <w:vAlign w:val="top"/>
+          </w:tcPr>
+          <w:p>
+            <w:r>
+              <w:t>Pending</w:t>
+            </w:r>
+          </w:p>
+        </w:tc>
+        <w:tc>
+          <w:tcPr>
+            <w:tcW w:type="dxa" w:w="2074"/>
+            <w:vAlign w:val="top"/>
+          </w:tcPr>
+          <w:p>
             <w:r/>
-            <w:r>
-              <w:rPr>
-                <w:b w:val="0"/>
-                <w:sz w:val="17"/>
-              </w:rPr>
-              <w:t>Backup plan for technology disruption prepared</w:t>
-            </w:r>
           </w:p>
         </w:tc>
         <w:tc>
@@ -6417,13 +4776,6 @@
           </w:tcPr>
           <w:p>
             <w:r/>
-            <w:r>
-              <w:rPr>
-                <w:b w:val="0"/>
-                <w:sz w:val="17"/>
-              </w:rPr>
-              <w:t>Pending</w:t>
-            </w:r>
           </w:p>
         </w:tc>
         <w:tc>
@@ -6433,42 +4785,6 @@
           </w:tcPr>
           <w:p>
             <w:r/>
-            <w:r>
-              <w:rPr>
-                <w:b w:val="0"/>
-                <w:sz w:val="17"/>
-              </w:rPr>
-            </w:r>
-          </w:p>
-        </w:tc>
-        <w:tc>
-          <w:tcPr>
-            <w:tcW w:type="dxa" w:w="2074"/>
-            <w:vAlign w:val="top"/>
-          </w:tcPr>
-          <w:p>
-            <w:r/>
-            <w:r>
-              <w:rPr>
-                <w:b w:val="0"/>
-                <w:sz w:val="17"/>
-              </w:rPr>
-            </w:r>
-          </w:p>
-        </w:tc>
-        <w:tc>
-          <w:tcPr>
-            <w:tcW w:type="dxa" w:w="2074"/>
-            <w:vAlign w:val="top"/>
-          </w:tcPr>
-          <w:p>
-            <w:r/>
-            <w:r>
-              <w:rPr>
-                <w:b w:val="0"/>
-                <w:sz w:val="17"/>
-              </w:rPr>
-            </w:r>
           </w:p>
         </w:tc>
       </w:tr>
@@ -6499,12 +4815,7 @@
             <w:vAlign w:val="top"/>
           </w:tcPr>
           <w:p>
-            <w:r/>
-            <w:r>
-              <w:rPr>
-                <w:b/>
-                <w:sz w:val="17"/>
-              </w:rPr>
+            <w:r>
               <w:t>Approval</w:t>
             </w:r>
           </w:p>
@@ -6516,12 +4827,7 @@
             <w:vAlign w:val="top"/>
           </w:tcPr>
           <w:p>
-            <w:r/>
-            <w:r>
-              <w:rPr>
-                <w:b/>
-                <w:sz w:val="17"/>
-              </w:rPr>
+            <w:r>
               <w:t>Name</w:t>
             </w:r>
           </w:p>
@@ -6533,12 +4839,7 @@
             <w:vAlign w:val="top"/>
           </w:tcPr>
           <w:p>
-            <w:r/>
-            <w:r>
-              <w:rPr>
-                <w:b/>
-                <w:sz w:val="17"/>
-              </w:rPr>
+            <w:r>
               <w:t>Signature</w:t>
             </w:r>
           </w:p>
@@ -6550,12 +4851,7 @@
             <w:vAlign w:val="top"/>
           </w:tcPr>
           <w:p>
-            <w:r/>
-            <w:r>
-              <w:rPr>
-                <w:b/>
-                <w:sz w:val="17"/>
-              </w:rPr>
+            <w:r>
               <w:t>Date</w:t>
             </w:r>
           </w:p>
@@ -6568,14 +4864,18 @@
             <w:vAlign w:val="top"/>
           </w:tcPr>
           <w:p>
+            <w:r>
+              <w:t>TAS2O Teacher</w:t>
+            </w:r>
+          </w:p>
+        </w:tc>
+        <w:tc>
+          <w:tcPr>
+            <w:tcW w:type="dxa" w:w="2592"/>
+            <w:vAlign w:val="top"/>
+          </w:tcPr>
+          <w:p>
             <w:r/>
-            <w:r>
-              <w:rPr>
-                <w:b w:val="0"/>
-                <w:sz w:val="17"/>
-              </w:rPr>
-              <w:t>TAS2O Teacher</w:t>
-            </w:r>
           </w:p>
         </w:tc>
         <w:tc>
@@ -6585,12 +4885,6 @@
           </w:tcPr>
           <w:p>
             <w:r/>
-            <w:r>
-              <w:rPr>
-                <w:b w:val="0"/>
-                <w:sz w:val="17"/>
-              </w:rPr>
-            </w:r>
           </w:p>
         </w:tc>
         <w:tc>
@@ -6600,27 +4894,6 @@
           </w:tcPr>
           <w:p>
             <w:r/>
-            <w:r>
-              <w:rPr>
-                <w:b w:val="0"/>
-                <w:sz w:val="17"/>
-              </w:rPr>
-            </w:r>
-          </w:p>
-        </w:tc>
-        <w:tc>
-          <w:tcPr>
-            <w:tcW w:type="dxa" w:w="2592"/>
-            <w:vAlign w:val="top"/>
-          </w:tcPr>
-          <w:p>
-            <w:r/>
-            <w:r>
-              <w:rPr>
-                <w:b w:val="0"/>
-                <w:sz w:val="17"/>
-              </w:rPr>
-            </w:r>
           </w:p>
         </w:tc>
       </w:tr>
@@ -6631,14 +4904,18 @@
             <w:vAlign w:val="top"/>
           </w:tcPr>
           <w:p>
+            <w:r>
+              <w:t>IT / Digital Lead</w:t>
+            </w:r>
+          </w:p>
+        </w:tc>
+        <w:tc>
+          <w:tcPr>
+            <w:tcW w:type="dxa" w:w="2592"/>
+            <w:vAlign w:val="top"/>
+          </w:tcPr>
+          <w:p>
             <w:r/>
-            <w:r>
-              <w:rPr>
-                <w:b w:val="0"/>
-                <w:sz w:val="17"/>
-              </w:rPr>
-              <w:t>IT / Digital Lead</w:t>
-            </w:r>
           </w:p>
         </w:tc>
         <w:tc>
@@ -6648,12 +4925,6 @@
           </w:tcPr>
           <w:p>
             <w:r/>
-            <w:r>
-              <w:rPr>
-                <w:b w:val="0"/>
-                <w:sz w:val="17"/>
-              </w:rPr>
-            </w:r>
           </w:p>
         </w:tc>
         <w:tc>
@@ -6663,27 +4934,6 @@
           </w:tcPr>
           <w:p>
             <w:r/>
-            <w:r>
-              <w:rPr>
-                <w:b w:val="0"/>
-                <w:sz w:val="17"/>
-              </w:rPr>
-            </w:r>
-          </w:p>
-        </w:tc>
-        <w:tc>
-          <w:tcPr>
-            <w:tcW w:type="dxa" w:w="2592"/>
-            <w:vAlign w:val="top"/>
-          </w:tcPr>
-          <w:p>
-            <w:r/>
-            <w:r>
-              <w:rPr>
-                <w:b w:val="0"/>
-                <w:sz w:val="17"/>
-              </w:rPr>
-            </w:r>
           </w:p>
         </w:tc>
       </w:tr>
@@ -6694,14 +4944,18 @@
             <w:vAlign w:val="top"/>
           </w:tcPr>
           <w:p>
+            <w:r>
+              <w:t>Principal / Academic Lead</w:t>
+            </w:r>
+          </w:p>
+        </w:tc>
+        <w:tc>
+          <w:tcPr>
+            <w:tcW w:type="dxa" w:w="2592"/>
+            <w:vAlign w:val="top"/>
+          </w:tcPr>
+          <w:p>
             <w:r/>
-            <w:r>
-              <w:rPr>
-                <w:b w:val="0"/>
-                <w:sz w:val="17"/>
-              </w:rPr>
-              <w:t>Principal / Academic Lead</w:t>
-            </w:r>
           </w:p>
         </w:tc>
         <w:tc>
@@ -6711,12 +4965,6 @@
           </w:tcPr>
           <w:p>
             <w:r/>
-            <w:r>
-              <w:rPr>
-                <w:b w:val="0"/>
-                <w:sz w:val="17"/>
-              </w:rPr>
-            </w:r>
           </w:p>
         </w:tc>
         <w:tc>
@@ -6726,27 +4974,6 @@
           </w:tcPr>
           <w:p>
             <w:r/>
-            <w:r>
-              <w:rPr>
-                <w:b w:val="0"/>
-                <w:sz w:val="17"/>
-              </w:rPr>
-            </w:r>
-          </w:p>
-        </w:tc>
-        <w:tc>
-          <w:tcPr>
-            <w:tcW w:type="dxa" w:w="2592"/>
-            <w:vAlign w:val="top"/>
-          </w:tcPr>
-          <w:p>
-            <w:r/>
-            <w:r>
-              <w:rPr>
-                <w:b w:val="0"/>
-                <w:sz w:val="17"/>
-              </w:rPr>
-            </w:r>
           </w:p>
         </w:tc>
       </w:tr>
@@ -6785,12 +5012,7 @@
             <w:vAlign w:val="top"/>
           </w:tcPr>
           <w:p>
-            <w:r/>
-            <w:r>
-              <w:rPr>
-                <w:b/>
-                <w:sz w:val="17"/>
-              </w:rPr>
+            <w:r>
               <w:t>Date</w:t>
             </w:r>
           </w:p>
@@ -6802,12 +5024,7 @@
             <w:vAlign w:val="top"/>
           </w:tcPr>
           <w:p>
-            <w:r/>
-            <w:r>
-              <w:rPr>
-                <w:b/>
-                <w:sz w:val="17"/>
-              </w:rPr>
+            <w:r>
               <w:t>Revision</w:t>
             </w:r>
           </w:p>
@@ -6819,12 +5036,7 @@
             <w:vAlign w:val="top"/>
           </w:tcPr>
           <w:p>
-            <w:r/>
-            <w:r>
-              <w:rPr>
-                <w:b/>
-                <w:sz w:val="17"/>
-              </w:rPr>
+            <w:r>
               <w:t>Person Responsible</w:t>
             </w:r>
           </w:p>
@@ -6836,12 +5048,7 @@
             <w:vAlign w:val="top"/>
           </w:tcPr>
           <w:p>
-            <w:r/>
-            <w:r>
-              <w:rPr>
-                <w:b/>
-                <w:sz w:val="17"/>
-              </w:rPr>
+            <w:r>
               <w:t>Notes</w:t>
             </w:r>
           </w:p>
@@ -6854,61 +5061,40 @@
             <w:vAlign w:val="top"/>
           </w:tcPr>
           <w:p>
+            <w:r>
+              <w:t>2026-05-12</w:t>
+            </w:r>
+          </w:p>
+        </w:tc>
+        <w:tc>
+          <w:tcPr>
+            <w:tcW w:type="dxa" w:w="2592"/>
+            <w:vAlign w:val="top"/>
+          </w:tcPr>
+          <w:p>
+            <w:r>
+              <w:t>Initial template created</w:t>
+            </w:r>
+          </w:p>
+        </w:tc>
+        <w:tc>
+          <w:tcPr>
+            <w:tcW w:type="dxa" w:w="2592"/>
+            <w:vAlign w:val="top"/>
+          </w:tcPr>
+          <w:p>
+            <w:r>
+              <w:t>Carlos Chen</w:t>
+            </w:r>
+          </w:p>
+        </w:tc>
+        <w:tc>
+          <w:tcPr>
+            <w:tcW w:type="dxa" w:w="2592"/>
+            <w:vAlign w:val="top"/>
+          </w:tcPr>
+          <w:p>
             <w:r/>
-            <w:r>
-              <w:rPr>
-                <w:b w:val="0"/>
-                <w:sz w:val="17"/>
-              </w:rPr>
-              <w:t>2026-05-12</w:t>
-            </w:r>
-          </w:p>
-        </w:tc>
-        <w:tc>
-          <w:tcPr>
-            <w:tcW w:type="dxa" w:w="2592"/>
-            <w:vAlign w:val="top"/>
-          </w:tcPr>
-          <w:p>
-            <w:r/>
-            <w:r>
-              <w:rPr>
-                <w:b w:val="0"/>
-                <w:sz w:val="17"/>
-              </w:rPr>
-              <w:t>Initial template created</w:t>
-            </w:r>
-          </w:p>
-        </w:tc>
-        <w:tc>
-          <w:tcPr>
-            <w:tcW w:type="dxa" w:w="2592"/>
-            <w:vAlign w:val="top"/>
-          </w:tcPr>
-          <w:p>
-            <w:r/>
-            <w:r>
-              <w:rPr>
-                <w:b w:val="0"/>
-                <w:sz w:val="17"/>
-              </w:rPr>
-              <w:t>Carlos Chen</w:t>
-            </w:r>
-          </w:p>
-        </w:tc>
-        <w:tc>
-          <w:tcPr>
-            <w:tcW w:type="dxa" w:w="2592"/>
-            <w:vAlign w:val="top"/>
-          </w:tcPr>
-          <w:p>
-            <w:r/>
-            <w:r>
-              <w:rPr>
-                <w:b w:val="0"/>
-                <w:sz w:val="17"/>
-              </w:rPr>
-            </w:r>
           </w:p>
         </w:tc>
       </w:tr>
@@ -6919,61 +5105,40 @@
             <w:vAlign w:val="top"/>
           </w:tcPr>
           <w:p>
+            <w:r>
+              <w:t>2026-05-12</w:t>
+            </w:r>
+          </w:p>
+        </w:tc>
+        <w:tc>
+          <w:tcPr>
+            <w:tcW w:type="dxa" w:w="2592"/>
+            <w:vAlign w:val="top"/>
+          </w:tcPr>
+          <w:p>
+            <w:r>
+              <w:t>Updated platform list / account access / privacy controls</w:t>
+            </w:r>
+          </w:p>
+        </w:tc>
+        <w:tc>
+          <w:tcPr>
+            <w:tcW w:type="dxa" w:w="2592"/>
+            <w:vAlign w:val="top"/>
+          </w:tcPr>
+          <w:p>
+            <w:r>
+              <w:t>Carlos Chen</w:t>
+            </w:r>
+          </w:p>
+        </w:tc>
+        <w:tc>
+          <w:tcPr>
+            <w:tcW w:type="dxa" w:w="2592"/>
+            <w:vAlign w:val="top"/>
+          </w:tcPr>
+          <w:p>
             <w:r/>
-            <w:r>
-              <w:rPr>
-                <w:b w:val="0"/>
-                <w:sz w:val="17"/>
-              </w:rPr>
-              <w:t>2026-05-12</w:t>
-            </w:r>
-          </w:p>
-        </w:tc>
-        <w:tc>
-          <w:tcPr>
-            <w:tcW w:type="dxa" w:w="2592"/>
-            <w:vAlign w:val="top"/>
-          </w:tcPr>
-          <w:p>
-            <w:r/>
-            <w:r>
-              <w:rPr>
-                <w:b w:val="0"/>
-                <w:sz w:val="17"/>
-              </w:rPr>
-              <w:t>Updated platform list / account access / privacy controls</w:t>
-            </w:r>
-          </w:p>
-        </w:tc>
-        <w:tc>
-          <w:tcPr>
-            <w:tcW w:type="dxa" w:w="2592"/>
-            <w:vAlign w:val="top"/>
-          </w:tcPr>
-          <w:p>
-            <w:r/>
-            <w:r>
-              <w:rPr>
-                <w:b w:val="0"/>
-                <w:sz w:val="17"/>
-              </w:rPr>
-              <w:t>Carlos Chen</w:t>
-            </w:r>
-          </w:p>
-        </w:tc>
-        <w:tc>
-          <w:tcPr>
-            <w:tcW w:type="dxa" w:w="2592"/>
-            <w:vAlign w:val="top"/>
-          </w:tcPr>
-          <w:p>
-            <w:r/>
-            <w:r>
-              <w:rPr>
-                <w:b w:val="0"/>
-                <w:sz w:val="17"/>
-              </w:rPr>
-            </w:r>
           </w:p>
         </w:tc>
       </w:tr>

--- a/06_Facilities_Technology_and_Budget/TAS2O_Technology_Setup_Account_Access_Checklist_AI_Enhanced.docx
+++ b/06_Facilities_Technology_and_Budget/TAS2O_Technology_Setup_Account_Access_Checklist_AI_Enhanced.docx
@@ -330,12 +330,12 @@
     </w:p>
     <w:p>
       <w:r>
-        <w:t>This document supports the setup, testing, access control, privacy review, and ongoing management of digital tools used in TAS2O. It is designed for the TAS2O teacher, school administration, IT support, and inspection-readiness documentation.</w:t>
+        <w:t>This document supports the setup, testing, access control, privacy review, and ongoing management of digital tools used in TAS2O. It should align with the school administrative procedures for records, reporting, safety, student support, and evidence retention.</w:t>
       </w:r>
     </w:p>
     <w:p>
       <w:r>
-        <w:t>The checklist should be completed before the course begins, reviewed during the first week of class, and updated whenever a platform, account, device, or AI tool is added, removed, or significantly changed.</w:t>
+        <w:t>The checklist should be completed before the course begins, reviewed during the first week of class, and updated whenever a platform, account, device, or AI tool is added, removed, or significantly changed. Any school-managed evidence folders should be set up to support student portfolios and course records.</w:t>
       </w:r>
     </w:p>
     <w:tbl>
@@ -1593,7 +1593,7 @@
     </w:p>
     <w:p>
       <w:r>
-        <w:t>Use a consistent folder structure so that student evidence can be located quickly for feedback, reporting, and inspection readiness.</w:t>
+        <w:t>Use a consistent folder structure so that student evidence can be located quickly for feedback, reporting, inspection readiness, and any school record or support procedure that requires retrieval of course evidence.</w:t>
       </w:r>
     </w:p>
     <w:tbl>
@@ -2338,13 +2338,7 @@
         <w:pStyle w:val="ListBullet"/>
       </w:pPr>
       <w:r>
-        <w:rPr>
-          <w:b/>
-        </w:rPr>
-        <w:t xml:space="preserve">☐ </w:t>
-      </w:r>
-      <w:r>
-        <w:t>All required tools have been reviewed by the school for privacy, age appropriateness, and educational purpose.</w:t>
+        <w:t>Privacy review should confirm that course folders, student portfolios, and AI tools follow school policy, protect personal information, and keep evidence accessible for authorized school review only.</w:t>
       </w:r>
     </w:p>
     <w:p>
@@ -2767,7 +2761,11 @@
         </w:tc>
       </w:tr>
     </w:tbl>
-    <w:p/>
+    <w:p>
+      <w:r>
+        <w:t>AI setup should support transparent learning, documented verification, and the school academic integrity process used for TAS2O.</w:t>
+      </w:r>
+    </w:p>
     <w:p>
       <w:pPr>
         <w:pStyle w:val="ListBullet"/>
@@ -4342,7 +4340,11 @@
         </w:tc>
       </w:tr>
     </w:tbl>
-    <w:p/>
+    <w:p>
+      <w:r>
+        <w:t>File screenshots, setup notes, folder maps, access records, and troubleshooting notes in the course evidence binder so technical setup can be reviewed alongside administrative records.</w:t>
+      </w:r>
+    </w:p>
     <w:p>
       <w:pPr>
         <w:pStyle w:val="Heading1"/>
